--- a/Sprawozdanie work.docx
+++ b/Sprawozdanie work.docx
@@ -477,7 +477,37 @@
         <w:rPr>
           <w:rFonts w:ascii="Times New Roman" w:hAnsi="Times New Roman" w:cs="Times New Roman"/>
         </w:rPr>
-        <w:t>Algorytm dokładny — przegląd zupełny (Brute Force)</w:t>
+        <w:t>Algorytm</w:t>
+      </w:r>
+      <w:r>
+        <w:rPr>
+          <w:rFonts w:ascii="Times New Roman" w:hAnsi="Times New Roman" w:cs="Times New Roman"/>
+        </w:rPr>
+        <w:t xml:space="preserve"> dokładny</w:t>
+      </w:r>
+      <w:r>
+        <w:rPr>
+          <w:rFonts w:ascii="Times New Roman" w:hAnsi="Times New Roman" w:cs="Times New Roman"/>
+        </w:rPr>
+        <w:t xml:space="preserve"> – </w:t>
+      </w:r>
+      <w:r>
+        <w:rPr>
+          <w:rFonts w:ascii="Times New Roman" w:hAnsi="Times New Roman" w:cs="Times New Roman"/>
+        </w:rPr>
+        <w:t xml:space="preserve">Branch </w:t>
+      </w:r>
+      <w:r>
+        <w:rPr>
+          <w:rFonts w:ascii="Times New Roman" w:hAnsi="Times New Roman" w:cs="Times New Roman"/>
+        </w:rPr>
+        <w:t xml:space="preserve">&amp; </w:t>
+      </w:r>
+      <w:r>
+        <w:rPr>
+          <w:rFonts w:ascii="Times New Roman" w:hAnsi="Times New Roman" w:cs="Times New Roman"/>
+        </w:rPr>
+        <w:t>Bound</w:t>
       </w:r>
     </w:p>
     <w:p>
@@ -490,7 +520,19 @@
         <w:rPr>
           <w:rFonts w:ascii="Times New Roman" w:hAnsi="Times New Roman" w:cs="Times New Roman"/>
         </w:rPr>
-        <w:t>Algorytm dokładny gwarantuje znalezienie optymalnego rozwiązania — minimalnej liczby pojemników. Dla problemu pakowania oznacza to sprawdzenie wszystkich możliwych sposobów przypisania przedmiotów do pojemników i wybranie tego, które używa ich najmniej.</w:t>
+        <w:t xml:space="preserve">Branch and Bound (przeszukiwanie z podziałem i ograniczeniami) to udoskonalona wersja przeglądu zupełnego. Podobnie jak brute force, przeszukuje przestrzeń wszystkich możliwych przypisań przedmiotów do pojemników, budując drzewo decyzyjne </w:t>
+      </w:r>
+      <w:r>
+        <w:rPr>
+          <w:rFonts w:ascii="Times New Roman" w:hAnsi="Times New Roman" w:cs="Times New Roman"/>
+        </w:rPr>
+        <w:t xml:space="preserve">– </w:t>
+      </w:r>
+      <w:r>
+        <w:rPr>
+          <w:rFonts w:ascii="Times New Roman" w:hAnsi="Times New Roman" w:cs="Times New Roman"/>
+        </w:rPr>
+        <w:t>każdy węzeł reprezentuje częściowe rozwiązanie, a każda gałąź odpowiada decyzji o włożeniu kolejnego przedmiotu do konkretnego pojemnika lub otwarciu nowego.</w:t>
       </w:r>
     </w:p>
     <w:p>
@@ -503,36 +545,34 @@
         <w:rPr>
           <w:rFonts w:ascii="Times New Roman" w:hAnsi="Times New Roman" w:cs="Times New Roman"/>
         </w:rPr>
-        <w:t>Najprostszym algorytmem dokładnym jest przegląd zupełny (</w:t>
-      </w:r>
-      <w:proofErr w:type="spellStart"/>
-      <w:r>
-        <w:rPr>
-          <w:rFonts w:ascii="Times New Roman" w:hAnsi="Times New Roman" w:cs="Times New Roman"/>
-        </w:rPr>
-        <w:t>brute</w:t>
-      </w:r>
-      <w:proofErr w:type="spellEnd"/>
-      <w:r>
-        <w:rPr>
-          <w:rFonts w:ascii="Times New Roman" w:hAnsi="Times New Roman" w:cs="Times New Roman"/>
-        </w:rPr>
-        <w:t xml:space="preserve"> </w:t>
-      </w:r>
-      <w:proofErr w:type="spellStart"/>
-      <w:r>
-        <w:rPr>
-          <w:rFonts w:ascii="Times New Roman" w:hAnsi="Times New Roman" w:cs="Times New Roman"/>
-        </w:rPr>
-        <w:t>force</w:t>
-      </w:r>
-      <w:proofErr w:type="spellEnd"/>
-      <w:r>
-        <w:rPr>
-          <w:rFonts w:ascii="Times New Roman" w:hAnsi="Times New Roman" w:cs="Times New Roman"/>
-        </w:rPr>
-        <w:t>): dla każdego przedmiotu wypróbowujemy wszystkie możliwe pojemniki, do których można go włożyć, oraz opcję otwarcia nowego pojemnika. Rekurencyjnie generujemy wszystkie możliwe przypisania i zapamiętujemy najlepsze znalezione rozwiązanie.</w:t>
-      </w:r>
+        <w:t xml:space="preserve">Kluczowa różnica polega na tym, że Branch and Bound nie eksploruje całego drzewa. W każdym węźle wyznaczane jest dolne ograniczenie (lower bound) </w:t>
+      </w:r>
+      <w:r>
+        <w:rPr>
+          <w:rFonts w:ascii="Times New Roman" w:hAnsi="Times New Roman" w:cs="Times New Roman"/>
+        </w:rPr>
+        <w:t xml:space="preserve">– </w:t>
+      </w:r>
+      <w:r>
+        <w:rPr>
+          <w:rFonts w:ascii="Times New Roman" w:hAnsi="Times New Roman" w:cs="Times New Roman"/>
+        </w:rPr>
+        <w:t>minimalna liczba pojemników, jakiej może wymagać dokończenie bieżącego częściowego rozwiązania. Jeśli to ograniczenie jest już nie lepsze niż dotychczas znalezione najlepsze rozwiązanie, cała gałąź jest odcinana (pruning) i nie jest dalej przeszukiwana. Dzięki temu algorytm w praktyce przegląda ułamek drzewa, które musiałby odwiedzić brute force, zachowując jednocześnie gwarancję optymalności wyniku.</w:t>
+      </w:r>
+    </w:p>
+    <w:p>
+      <w:pPr>
+        <w:rPr>
+          <w:rFonts w:ascii="Times New Roman" w:hAnsi="Times New Roman" w:cs="Times New Roman"/>
+        </w:rPr>
+      </w:pPr>
+    </w:p>
+    <w:p>
+      <w:pPr>
+        <w:rPr>
+          <w:rFonts w:ascii="Times New Roman" w:hAnsi="Times New Roman" w:cs="Times New Roman"/>
+        </w:rPr>
+      </w:pPr>
     </w:p>
     <w:p>
       <w:pPr>
@@ -579,13 +619,104 @@
       <w:pPr>
         <w:rPr>
           <w:rFonts w:ascii="Times New Roman" w:hAnsi="Times New Roman" w:cs="Times New Roman"/>
-        </w:rPr>
-      </w:pPr>
-      <w:r>
-        <w:rPr>
-          <w:rFonts w:ascii="Times New Roman" w:hAnsi="Times New Roman" w:cs="Times New Roman"/>
-        </w:rPr>
-        <w:t>Algorytm dokładny — przegląd zupełny (Brute Force)</w:t>
+          <w:lang w:val="en-US"/>
+        </w:rPr>
+      </w:pPr>
+      <w:r>
+        <w:rPr>
+          <w:rFonts w:ascii="Times New Roman" w:hAnsi="Times New Roman" w:cs="Times New Roman"/>
+          <w:lang w:val="en-US"/>
+        </w:rPr>
+        <w:t xml:space="preserve">Algorytm </w:t>
+      </w:r>
+      <w:r>
+        <w:rPr>
+          <w:rFonts w:ascii="Times New Roman" w:hAnsi="Times New Roman" w:cs="Times New Roman"/>
+          <w:lang w:val="en-US"/>
+        </w:rPr>
+        <w:t>aproksymacyjny</w:t>
+      </w:r>
+      <w:r>
+        <w:rPr>
+          <w:rFonts w:ascii="Times New Roman" w:hAnsi="Times New Roman" w:cs="Times New Roman"/>
+          <w:lang w:val="en-US"/>
+        </w:rPr>
+        <w:t xml:space="preserve"> </w:t>
+      </w:r>
+      <w:r>
+        <w:rPr>
+          <w:rFonts w:ascii="Times New Roman" w:hAnsi="Times New Roman" w:cs="Times New Roman"/>
+          <w:lang w:val="en-US"/>
+        </w:rPr>
+        <w:t>– First Fit Decreasing</w:t>
+      </w:r>
+      <w:r>
+        <w:rPr>
+          <w:rFonts w:ascii="Times New Roman" w:hAnsi="Times New Roman" w:cs="Times New Roman"/>
+          <w:lang w:val="en-US"/>
+        </w:rPr>
+        <w:t xml:space="preserve"> (Brute Force)</w:t>
+      </w:r>
+    </w:p>
+    <w:p>
+      <w:pPr>
+        <w:rPr>
+          <w:rFonts w:ascii="Times New Roman" w:hAnsi="Times New Roman" w:cs="Times New Roman"/>
+        </w:rPr>
+      </w:pPr>
+      <w:r>
+        <w:rPr>
+          <w:rFonts w:ascii="Times New Roman" w:hAnsi="Times New Roman" w:cs="Times New Roman"/>
+        </w:rPr>
+        <w:t xml:space="preserve">First Fit Decreasing to jeden z najprostszych i najlepiej zbadanych algorytmów aproksymacyjnych dla problemu pakowania. Jego działanie opiera się na dwóch intuicjach. Po pierwsze, duże przedmioty są najtrudniejsze do upakowania </w:t>
+      </w:r>
+      <w:r>
+        <w:rPr>
+          <w:rFonts w:ascii="Times New Roman" w:hAnsi="Times New Roman" w:cs="Times New Roman"/>
+        </w:rPr>
+        <w:t xml:space="preserve">– </w:t>
+      </w:r>
+      <w:r>
+        <w:rPr>
+          <w:rFonts w:ascii="Times New Roman" w:hAnsi="Times New Roman" w:cs="Times New Roman"/>
+        </w:rPr>
+        <w:t>zostawiając je na koniec</w:t>
+      </w:r>
+      <w:r>
+        <w:rPr>
+          <w:rFonts w:ascii="Times New Roman" w:hAnsi="Times New Roman" w:cs="Times New Roman"/>
+        </w:rPr>
+        <w:t>,</w:t>
+      </w:r>
+      <w:r>
+        <w:rPr>
+          <w:rFonts w:ascii="Times New Roman" w:hAnsi="Times New Roman" w:cs="Times New Roman"/>
+        </w:rPr>
+        <w:t xml:space="preserve"> ryzykujemy, że nie zmieszczą się w żadnym częściowo wypełnionym pojemniku i zmuszą nas do otwierania nowych. Dlatego zaczynamy od </w:t>
+      </w:r>
+      <w:r>
+        <w:rPr>
+          <w:rFonts w:ascii="Times New Roman" w:hAnsi="Times New Roman" w:cs="Times New Roman"/>
+        </w:rPr>
+        <w:t>największych przedmiotów</w:t>
+      </w:r>
+      <w:r>
+        <w:rPr>
+          <w:rFonts w:ascii="Times New Roman" w:hAnsi="Times New Roman" w:cs="Times New Roman"/>
+        </w:rPr>
+        <w:t xml:space="preserve">. Po drugie, każdy kolejny przedmiot wkładamy do pierwszego pojemnika, w którym jeszcze się mieści </w:t>
+      </w:r>
+      <w:r>
+        <w:rPr>
+          <w:rFonts w:ascii="Times New Roman" w:hAnsi="Times New Roman" w:cs="Times New Roman"/>
+        </w:rPr>
+        <w:t xml:space="preserve">– </w:t>
+      </w:r>
+      <w:r>
+        <w:rPr>
+          <w:rFonts w:ascii="Times New Roman" w:hAnsi="Times New Roman" w:cs="Times New Roman"/>
+        </w:rPr>
+        <w:t>nie szukamy pojemnika idealnego, lecz pierwszego wystarczająco dobrego.</w:t>
       </w:r>
     </w:p>
     <w:p>
@@ -626,8 +757,3856 @@
           <w:sz w:val="36"/>
           <w:szCs w:val="36"/>
         </w:rPr>
-        <w:t xml:space="preserve"> 333</w:t>
-      </w:r>
+        <w:t xml:space="preserve"> </w:t>
+      </w:r>
+      <w:r>
+        <w:rPr>
+          <w:rFonts w:ascii="Times New Roman" w:hAnsi="Times New Roman" w:cs="Times New Roman"/>
+          <w:b/>
+          <w:bCs/>
+          <w:sz w:val="36"/>
+          <w:szCs w:val="36"/>
+        </w:rPr>
+        <w:t>IMPLEMENTACJA ALGORYTMÓW</w:t>
+      </w:r>
+    </w:p>
+    <w:p>
+      <w:pPr>
+        <w:rPr>
+          <w:rFonts w:ascii="Times New Roman" w:hAnsi="Times New Roman" w:cs="Times New Roman"/>
+        </w:rPr>
+      </w:pPr>
+      <w:r>
+        <w:rPr>
+          <w:rFonts w:ascii="Times New Roman" w:hAnsi="Times New Roman" w:cs="Times New Roman"/>
+        </w:rPr>
+        <w:t xml:space="preserve">Poniższa </w:t>
+      </w:r>
+      <w:r>
+        <w:rPr>
+          <w:rFonts w:ascii="Times New Roman" w:hAnsi="Times New Roman" w:cs="Times New Roman"/>
+        </w:rPr>
+        <w:t>implementacja</w:t>
+      </w:r>
+      <w:r>
+        <w:rPr>
+          <w:rFonts w:ascii="Times New Roman" w:hAnsi="Times New Roman" w:cs="Times New Roman"/>
+        </w:rPr>
+        <w:t xml:space="preserve"> obu algorytmów p</w:t>
+      </w:r>
+      <w:r>
+        <w:rPr>
+          <w:rFonts w:ascii="Times New Roman" w:hAnsi="Times New Roman" w:cs="Times New Roman"/>
+        </w:rPr>
+        <w:t xml:space="preserve">okazuje istotne różnice pomiędzy nimi, czas działania Branch &amp; Bound zaczyna bardzo dynamicznie rosnąć </w:t>
+      </w:r>
+      <w:r>
+        <w:rPr>
+          <w:rFonts w:ascii="Times New Roman" w:hAnsi="Times New Roman" w:cs="Times New Roman"/>
+        </w:rPr>
+        <w:t xml:space="preserve">wraz ze wzrostem </w:t>
+      </w:r>
+      <m:oMath>
+        <m:r>
+          <w:rPr>
+            <w:rFonts w:ascii="Cambria Math" w:hAnsi="Cambria Math" w:cs="Times New Roman"/>
+          </w:rPr>
+          <m:t>N</m:t>
+        </m:r>
+      </m:oMath>
+      <w:r>
+        <w:rPr>
+          <w:rFonts w:ascii="Times New Roman" w:eastAsiaTheme="minorEastAsia" w:hAnsi="Times New Roman" w:cs="Times New Roman"/>
+        </w:rPr>
+        <w:t xml:space="preserve"> co powoduje jego niepraktyczność pr</w:t>
+      </w:r>
+      <w:r>
+        <w:rPr>
+          <w:rFonts w:ascii="Times New Roman" w:eastAsiaTheme="minorEastAsia" w:hAnsi="Times New Roman" w:cs="Times New Roman"/>
+        </w:rPr>
+        <w:t xml:space="preserve">zy </w:t>
+      </w:r>
+      <m:oMath>
+        <m:r>
+          <w:rPr>
+            <w:rFonts w:ascii="Cambria Math" w:eastAsiaTheme="minorEastAsia" w:hAnsi="Cambria Math" w:cs="Times New Roman"/>
+          </w:rPr>
+          <m:t>N&gt;18</m:t>
+        </m:r>
+      </m:oMath>
+    </w:p>
+    <w:tbl>
+      <w:tblPr>
+        <w:tblStyle w:val="TableGrid"/>
+        <w:tblW w:w="0" w:type="auto"/>
+        <w:tblLook w:val="04A0" w:firstRow="1" w:lastRow="0" w:firstColumn="1" w:lastColumn="0" w:noHBand="0" w:noVBand="1"/>
+      </w:tblPr>
+      <w:tblGrid>
+        <w:gridCol w:w="9062"/>
+      </w:tblGrid>
+      <w:tr>
+        <w:tc>
+          <w:tcPr>
+            <w:tcW w:w="9062" w:type="dxa"/>
+          </w:tcPr>
+          <w:p>
+            <w:pPr>
+              <w:spacing w:after="0" w:line="240" w:lineRule="auto"/>
+              <w:rPr>
+                <w:rFonts w:ascii="Consolas" w:hAnsi="Consolas" w:cs="Times New Roman"/>
+                <w:b/>
+                <w:bCs/>
+                <w:sz w:val="20"/>
+                <w:szCs w:val="20"/>
+                <w:lang w:val="en-US"/>
+              </w:rPr>
+            </w:pPr>
+            <w:r>
+              <w:rPr>
+                <w:rFonts w:ascii="Consolas" w:hAnsi="Consolas" w:cs="Times New Roman"/>
+                <w:b/>
+                <w:bCs/>
+                <w:sz w:val="20"/>
+                <w:szCs w:val="20"/>
+                <w:lang w:val="en-US"/>
+              </w:rPr>
+              <w:t>import random</w:t>
+            </w:r>
+          </w:p>
+          <w:p>
+            <w:pPr>
+              <w:spacing w:after="0" w:line="240" w:lineRule="auto"/>
+              <w:rPr>
+                <w:rFonts w:ascii="Consolas" w:hAnsi="Consolas" w:cs="Times New Roman"/>
+                <w:b/>
+                <w:bCs/>
+                <w:sz w:val="20"/>
+                <w:szCs w:val="20"/>
+                <w:lang w:val="en-US"/>
+              </w:rPr>
+            </w:pPr>
+            <w:r>
+              <w:rPr>
+                <w:rFonts w:ascii="Consolas" w:hAnsi="Consolas" w:cs="Times New Roman"/>
+                <w:b/>
+                <w:bCs/>
+                <w:sz w:val="20"/>
+                <w:szCs w:val="20"/>
+                <w:lang w:val="en-US"/>
+              </w:rPr>
+              <w:t>import time</w:t>
+            </w:r>
+          </w:p>
+          <w:p>
+            <w:pPr>
+              <w:spacing w:after="0" w:line="240" w:lineRule="auto"/>
+              <w:rPr>
+                <w:rFonts w:ascii="Consolas" w:hAnsi="Consolas" w:cs="Times New Roman"/>
+                <w:b/>
+                <w:bCs/>
+                <w:sz w:val="20"/>
+                <w:szCs w:val="20"/>
+                <w:lang w:val="en-US"/>
+              </w:rPr>
+            </w:pPr>
+            <w:r>
+              <w:rPr>
+                <w:rFonts w:ascii="Consolas" w:hAnsi="Consolas" w:cs="Times New Roman"/>
+                <w:b/>
+                <w:bCs/>
+                <w:sz w:val="20"/>
+                <w:szCs w:val="20"/>
+                <w:lang w:val="en-US"/>
+              </w:rPr>
+              <w:t>import tracemalloc</w:t>
+            </w:r>
+          </w:p>
+          <w:p>
+            <w:pPr>
+              <w:spacing w:after="0" w:line="240" w:lineRule="auto"/>
+              <w:rPr>
+                <w:rFonts w:ascii="Consolas" w:hAnsi="Consolas" w:cs="Times New Roman"/>
+                <w:b/>
+                <w:bCs/>
+                <w:sz w:val="20"/>
+                <w:szCs w:val="20"/>
+                <w:lang w:val="en-US"/>
+              </w:rPr>
+            </w:pPr>
+            <w:r>
+              <w:rPr>
+                <w:rFonts w:ascii="Consolas" w:hAnsi="Consolas" w:cs="Times New Roman"/>
+                <w:b/>
+                <w:bCs/>
+                <w:sz w:val="20"/>
+                <w:szCs w:val="20"/>
+                <w:lang w:val="en-US"/>
+              </w:rPr>
+              <w:t>'''Parametry generatora przedmiotów'''</w:t>
+            </w:r>
+          </w:p>
+          <w:p>
+            <w:pPr>
+              <w:spacing w:after="0" w:line="240" w:lineRule="auto"/>
+              <w:rPr>
+                <w:rFonts w:ascii="Consolas" w:hAnsi="Consolas" w:cs="Times New Roman"/>
+                <w:b/>
+                <w:bCs/>
+                <w:sz w:val="20"/>
+                <w:szCs w:val="20"/>
+                <w:lang w:val="en-US"/>
+              </w:rPr>
+            </w:pPr>
+            <w:r>
+              <w:rPr>
+                <w:rFonts w:ascii="Consolas" w:hAnsi="Consolas" w:cs="Times New Roman"/>
+                <w:b/>
+                <w:bCs/>
+                <w:sz w:val="20"/>
+                <w:szCs w:val="20"/>
+                <w:lang w:val="en-US"/>
+              </w:rPr>
+              <w:lastRenderedPageBreak/>
+              <w:t>low_item_value = 1</w:t>
+            </w:r>
+          </w:p>
+          <w:p>
+            <w:pPr>
+              <w:spacing w:after="0" w:line="240" w:lineRule="auto"/>
+              <w:rPr>
+                <w:rFonts w:ascii="Consolas" w:hAnsi="Consolas" w:cs="Times New Roman"/>
+                <w:b/>
+                <w:bCs/>
+                <w:sz w:val="20"/>
+                <w:szCs w:val="20"/>
+                <w:lang w:val="en-US"/>
+              </w:rPr>
+            </w:pPr>
+            <w:r>
+              <w:rPr>
+                <w:rFonts w:ascii="Consolas" w:hAnsi="Consolas" w:cs="Times New Roman"/>
+                <w:b/>
+                <w:bCs/>
+                <w:sz w:val="20"/>
+                <w:szCs w:val="20"/>
+                <w:lang w:val="en-US"/>
+              </w:rPr>
+              <w:t>max_item_value = 9</w:t>
+            </w:r>
+          </w:p>
+          <w:p>
+            <w:pPr>
+              <w:spacing w:after="0" w:line="240" w:lineRule="auto"/>
+              <w:rPr>
+                <w:rFonts w:ascii="Consolas" w:hAnsi="Consolas" w:cs="Times New Roman"/>
+                <w:b/>
+                <w:bCs/>
+                <w:sz w:val="20"/>
+                <w:szCs w:val="20"/>
+                <w:lang w:val="en-US"/>
+              </w:rPr>
+            </w:pPr>
+            <w:r>
+              <w:rPr>
+                <w:rFonts w:ascii="Consolas" w:hAnsi="Consolas" w:cs="Times New Roman"/>
+                <w:b/>
+                <w:bCs/>
+                <w:sz w:val="20"/>
+                <w:szCs w:val="20"/>
+                <w:lang w:val="en-US"/>
+              </w:rPr>
+              <w:t>box_capacity = 10</w:t>
+            </w:r>
+          </w:p>
+          <w:p>
+            <w:pPr>
+              <w:spacing w:after="0" w:line="240" w:lineRule="auto"/>
+              <w:rPr>
+                <w:rFonts w:ascii="Consolas" w:hAnsi="Consolas" w:cs="Times New Roman"/>
+                <w:b/>
+                <w:bCs/>
+                <w:sz w:val="20"/>
+                <w:szCs w:val="20"/>
+                <w:lang w:val="en-US"/>
+              </w:rPr>
+            </w:pPr>
+            <w:r>
+              <w:rPr>
+                <w:rFonts w:ascii="Consolas" w:hAnsi="Consolas" w:cs="Times New Roman"/>
+                <w:b/>
+                <w:bCs/>
+                <w:sz w:val="20"/>
+                <w:szCs w:val="20"/>
+                <w:lang w:val="en-US"/>
+              </w:rPr>
+              <w:t>'''</w:t>
+            </w:r>
+          </w:p>
+          <w:p>
+            <w:pPr>
+              <w:spacing w:after="0" w:line="240" w:lineRule="auto"/>
+              <w:rPr>
+                <w:rFonts w:ascii="Consolas" w:hAnsi="Consolas" w:cs="Times New Roman"/>
+                <w:b/>
+                <w:bCs/>
+                <w:sz w:val="20"/>
+                <w:szCs w:val="20"/>
+                <w:lang w:val="en-US"/>
+              </w:rPr>
+            </w:pPr>
+            <w:r>
+              <w:rPr>
+                <w:rFonts w:ascii="Consolas" w:hAnsi="Consolas" w:cs="Times New Roman"/>
+                <w:b/>
+                <w:bCs/>
+                <w:sz w:val="20"/>
+                <w:szCs w:val="20"/>
+                <w:lang w:val="en-US"/>
+              </w:rPr>
+              <w:t>Returns k items which value is: low &lt; value &lt; max</w:t>
+            </w:r>
+          </w:p>
+          <w:p>
+            <w:pPr>
+              <w:spacing w:after="0" w:line="240" w:lineRule="auto"/>
+              <w:rPr>
+                <w:rFonts w:ascii="Consolas" w:hAnsi="Consolas" w:cs="Times New Roman"/>
+                <w:b/>
+                <w:bCs/>
+                <w:sz w:val="20"/>
+                <w:szCs w:val="20"/>
+                <w:lang w:val="en-US"/>
+              </w:rPr>
+            </w:pPr>
+            <w:r>
+              <w:rPr>
+                <w:rFonts w:ascii="Consolas" w:hAnsi="Consolas" w:cs="Times New Roman"/>
+                <w:b/>
+                <w:bCs/>
+                <w:sz w:val="20"/>
+                <w:szCs w:val="20"/>
+                <w:lang w:val="en-US"/>
+              </w:rPr>
+              <w:t>'''</w:t>
+            </w:r>
+          </w:p>
+          <w:p>
+            <w:pPr>
+              <w:spacing w:after="0" w:line="240" w:lineRule="auto"/>
+              <w:rPr>
+                <w:rFonts w:ascii="Consolas" w:hAnsi="Consolas" w:cs="Times New Roman"/>
+                <w:b/>
+                <w:bCs/>
+                <w:sz w:val="20"/>
+                <w:szCs w:val="20"/>
+                <w:lang w:val="en-US"/>
+              </w:rPr>
+            </w:pPr>
+          </w:p>
+          <w:p>
+            <w:pPr>
+              <w:spacing w:after="0" w:line="240" w:lineRule="auto"/>
+              <w:rPr>
+                <w:rFonts w:ascii="Consolas" w:hAnsi="Consolas" w:cs="Times New Roman"/>
+                <w:b/>
+                <w:bCs/>
+                <w:sz w:val="20"/>
+                <w:szCs w:val="20"/>
+                <w:lang w:val="en-US"/>
+              </w:rPr>
+            </w:pPr>
+            <w:r>
+              <w:rPr>
+                <w:rFonts w:ascii="Consolas" w:hAnsi="Consolas" w:cs="Times New Roman"/>
+                <w:b/>
+                <w:bCs/>
+                <w:sz w:val="20"/>
+                <w:szCs w:val="20"/>
+                <w:lang w:val="en-US"/>
+              </w:rPr>
+              <w:t>def generate_items(</w:t>
+            </w:r>
+            <w:r>
+              <w:rPr>
+                <w:rFonts w:ascii="Consolas" w:hAnsi="Consolas" w:cs="Times New Roman"/>
+                <w:b/>
+                <w:bCs/>
+                <w:i/>
+                <w:iCs/>
+                <w:sz w:val="20"/>
+                <w:szCs w:val="20"/>
+                <w:lang w:val="en-US"/>
+              </w:rPr>
+              <w:t>k</w:t>
+            </w:r>
+            <w:r>
+              <w:rPr>
+                <w:rFonts w:ascii="Consolas" w:hAnsi="Consolas" w:cs="Times New Roman"/>
+                <w:b/>
+                <w:bCs/>
+                <w:sz w:val="20"/>
+                <w:szCs w:val="20"/>
+                <w:lang w:val="en-US"/>
+              </w:rPr>
+              <w:t>):</w:t>
+            </w:r>
+          </w:p>
+          <w:p>
+            <w:pPr>
+              <w:spacing w:after="0" w:line="240" w:lineRule="auto"/>
+              <w:rPr>
+                <w:rFonts w:ascii="Consolas" w:hAnsi="Consolas" w:cs="Times New Roman"/>
+                <w:b/>
+                <w:bCs/>
+                <w:sz w:val="20"/>
+                <w:szCs w:val="20"/>
+                <w:lang w:val="en-US"/>
+              </w:rPr>
+            </w:pPr>
+            <w:r>
+              <w:rPr>
+                <w:rFonts w:ascii="Consolas" w:hAnsi="Consolas" w:cs="Times New Roman"/>
+                <w:b/>
+                <w:bCs/>
+                <w:sz w:val="20"/>
+                <w:szCs w:val="20"/>
+                <w:lang w:val="en-US"/>
+              </w:rPr>
+              <w:t>    items = []</w:t>
+            </w:r>
+          </w:p>
+          <w:p>
+            <w:pPr>
+              <w:spacing w:after="0" w:line="240" w:lineRule="auto"/>
+              <w:rPr>
+                <w:rFonts w:ascii="Consolas" w:hAnsi="Consolas" w:cs="Times New Roman"/>
+                <w:b/>
+                <w:bCs/>
+                <w:sz w:val="20"/>
+                <w:szCs w:val="20"/>
+                <w:lang w:val="en-US"/>
+              </w:rPr>
+            </w:pPr>
+            <w:r>
+              <w:rPr>
+                <w:rFonts w:ascii="Consolas" w:hAnsi="Consolas" w:cs="Times New Roman"/>
+                <w:b/>
+                <w:bCs/>
+                <w:sz w:val="20"/>
+                <w:szCs w:val="20"/>
+                <w:lang w:val="en-US"/>
+              </w:rPr>
+              <w:t>    i = 0</w:t>
+            </w:r>
+          </w:p>
+          <w:p>
+            <w:pPr>
+              <w:spacing w:after="0" w:line="240" w:lineRule="auto"/>
+              <w:rPr>
+                <w:rFonts w:ascii="Consolas" w:hAnsi="Consolas" w:cs="Times New Roman"/>
+                <w:b/>
+                <w:bCs/>
+                <w:sz w:val="20"/>
+                <w:szCs w:val="20"/>
+                <w:lang w:val="en-US"/>
+              </w:rPr>
+            </w:pPr>
+            <w:r>
+              <w:rPr>
+                <w:rFonts w:ascii="Consolas" w:hAnsi="Consolas" w:cs="Times New Roman"/>
+                <w:b/>
+                <w:bCs/>
+                <w:sz w:val="20"/>
+                <w:szCs w:val="20"/>
+                <w:lang w:val="en-US"/>
+              </w:rPr>
+              <w:t>    while i &lt; k:</w:t>
+            </w:r>
+          </w:p>
+          <w:p>
+            <w:pPr>
+              <w:spacing w:after="0" w:line="240" w:lineRule="auto"/>
+              <w:rPr>
+                <w:rFonts w:ascii="Consolas" w:hAnsi="Consolas" w:cs="Times New Roman"/>
+                <w:b/>
+                <w:bCs/>
+                <w:sz w:val="20"/>
+                <w:szCs w:val="20"/>
+                <w:lang w:val="en-US"/>
+              </w:rPr>
+            </w:pPr>
+            <w:r>
+              <w:rPr>
+                <w:rFonts w:ascii="Consolas" w:hAnsi="Consolas" w:cs="Times New Roman"/>
+                <w:b/>
+                <w:bCs/>
+                <w:sz w:val="20"/>
+                <w:szCs w:val="20"/>
+                <w:lang w:val="en-US"/>
+              </w:rPr>
+              <w:t>        items.append(random.randint(low_item_value,max_item_value))</w:t>
+            </w:r>
+          </w:p>
+          <w:p>
+            <w:pPr>
+              <w:spacing w:after="0" w:line="240" w:lineRule="auto"/>
+              <w:rPr>
+                <w:rFonts w:ascii="Consolas" w:hAnsi="Consolas" w:cs="Times New Roman"/>
+                <w:b/>
+                <w:bCs/>
+                <w:sz w:val="20"/>
+                <w:szCs w:val="20"/>
+              </w:rPr>
+            </w:pPr>
+            <w:r>
+              <w:rPr>
+                <w:rFonts w:ascii="Consolas" w:hAnsi="Consolas" w:cs="Times New Roman"/>
+                <w:b/>
+                <w:bCs/>
+                <w:sz w:val="20"/>
+                <w:szCs w:val="20"/>
+                <w:lang w:val="en-US"/>
+              </w:rPr>
+              <w:t xml:space="preserve">        </w:t>
+            </w:r>
+            <w:r>
+              <w:rPr>
+                <w:rFonts w:ascii="Consolas" w:hAnsi="Consolas" w:cs="Times New Roman"/>
+                <w:b/>
+                <w:bCs/>
+                <w:sz w:val="20"/>
+                <w:szCs w:val="20"/>
+              </w:rPr>
+              <w:t>i = i+1</w:t>
+            </w:r>
+          </w:p>
+          <w:p>
+            <w:pPr>
+              <w:spacing w:after="0" w:line="240" w:lineRule="auto"/>
+              <w:rPr>
+                <w:rFonts w:ascii="Consolas" w:hAnsi="Consolas" w:cs="Times New Roman"/>
+                <w:b/>
+                <w:bCs/>
+                <w:sz w:val="20"/>
+                <w:szCs w:val="20"/>
+              </w:rPr>
+            </w:pPr>
+            <w:r>
+              <w:rPr>
+                <w:rFonts w:ascii="Consolas" w:hAnsi="Consolas" w:cs="Times New Roman"/>
+                <w:b/>
+                <w:bCs/>
+                <w:sz w:val="20"/>
+                <w:szCs w:val="20"/>
+              </w:rPr>
+              <w:t>    return items</w:t>
+            </w:r>
+          </w:p>
+          <w:p>
+            <w:pPr>
+              <w:spacing w:after="0" w:line="240" w:lineRule="auto"/>
+              <w:rPr>
+                <w:rFonts w:ascii="Consolas" w:hAnsi="Consolas" w:cs="Times New Roman"/>
+                <w:b/>
+                <w:bCs/>
+                <w:sz w:val="20"/>
+                <w:szCs w:val="20"/>
+              </w:rPr>
+            </w:pPr>
+            <w:r>
+              <w:rPr>
+                <w:rFonts w:ascii="Consolas" w:hAnsi="Consolas" w:cs="Times New Roman"/>
+                <w:b/>
+                <w:bCs/>
+                <w:sz w:val="20"/>
+                <w:szCs w:val="20"/>
+              </w:rPr>
+              <w:t>'''Funkcja znajdująca optymalne rozwiązanie zgodnie z wizją algorytmu Branch&amp;Bound'''</w:t>
+            </w:r>
+          </w:p>
+          <w:p>
+            <w:pPr>
+              <w:spacing w:after="0" w:line="240" w:lineRule="auto"/>
+              <w:rPr>
+                <w:rFonts w:ascii="Consolas" w:hAnsi="Consolas" w:cs="Times New Roman"/>
+                <w:b/>
+                <w:bCs/>
+                <w:sz w:val="20"/>
+                <w:szCs w:val="20"/>
+                <w:lang w:val="en-US"/>
+              </w:rPr>
+            </w:pPr>
+            <w:r>
+              <w:rPr>
+                <w:rFonts w:ascii="Consolas" w:hAnsi="Consolas" w:cs="Times New Roman"/>
+                <w:b/>
+                <w:bCs/>
+                <w:sz w:val="20"/>
+                <w:szCs w:val="20"/>
+                <w:lang w:val="en-US"/>
+              </w:rPr>
+              <w:t>def branch_and_bound(</w:t>
+            </w:r>
+            <w:r>
+              <w:rPr>
+                <w:rFonts w:ascii="Consolas" w:hAnsi="Consolas" w:cs="Times New Roman"/>
+                <w:b/>
+                <w:bCs/>
+                <w:i/>
+                <w:iCs/>
+                <w:sz w:val="20"/>
+                <w:szCs w:val="20"/>
+                <w:lang w:val="en-US"/>
+              </w:rPr>
+              <w:t>items</w:t>
+            </w:r>
+            <w:r>
+              <w:rPr>
+                <w:rFonts w:ascii="Consolas" w:hAnsi="Consolas" w:cs="Times New Roman"/>
+                <w:b/>
+                <w:bCs/>
+                <w:sz w:val="20"/>
+                <w:szCs w:val="20"/>
+                <w:lang w:val="en-US"/>
+              </w:rPr>
+              <w:t>):</w:t>
+            </w:r>
+          </w:p>
+          <w:p>
+            <w:pPr>
+              <w:spacing w:after="0" w:line="240" w:lineRule="auto"/>
+              <w:rPr>
+                <w:rFonts w:ascii="Consolas" w:hAnsi="Consolas" w:cs="Times New Roman"/>
+                <w:b/>
+                <w:bCs/>
+                <w:sz w:val="20"/>
+                <w:szCs w:val="20"/>
+                <w:lang w:val="en-US"/>
+              </w:rPr>
+            </w:pPr>
+            <w:r>
+              <w:rPr>
+                <w:rFonts w:ascii="Consolas" w:hAnsi="Consolas" w:cs="Times New Roman"/>
+                <w:b/>
+                <w:bCs/>
+                <w:sz w:val="20"/>
+                <w:szCs w:val="20"/>
+                <w:lang w:val="en-US"/>
+              </w:rPr>
+              <w:t>    best_box = []</w:t>
+            </w:r>
+          </w:p>
+          <w:p>
+            <w:pPr>
+              <w:spacing w:after="0" w:line="240" w:lineRule="auto"/>
+              <w:rPr>
+                <w:rFonts w:ascii="Consolas" w:hAnsi="Consolas" w:cs="Times New Roman"/>
+                <w:b/>
+                <w:bCs/>
+                <w:sz w:val="20"/>
+                <w:szCs w:val="20"/>
+                <w:lang w:val="en-US"/>
+              </w:rPr>
+            </w:pPr>
+            <w:r>
+              <w:rPr>
+                <w:rFonts w:ascii="Consolas" w:hAnsi="Consolas" w:cs="Times New Roman"/>
+                <w:b/>
+                <w:bCs/>
+                <w:sz w:val="20"/>
+                <w:szCs w:val="20"/>
+                <w:lang w:val="en-US"/>
+              </w:rPr>
+              <w:t>    minimal_box = float('inf')</w:t>
+            </w:r>
+          </w:p>
+          <w:p>
+            <w:pPr>
+              <w:spacing w:after="0" w:line="240" w:lineRule="auto"/>
+              <w:rPr>
+                <w:rFonts w:ascii="Consolas" w:hAnsi="Consolas" w:cs="Times New Roman"/>
+                <w:b/>
+                <w:bCs/>
+                <w:sz w:val="20"/>
+                <w:szCs w:val="20"/>
+                <w:lang w:val="en-US"/>
+              </w:rPr>
+            </w:pPr>
+            <w:r>
+              <w:rPr>
+                <w:rFonts w:ascii="Consolas" w:hAnsi="Consolas" w:cs="Times New Roman"/>
+                <w:b/>
+                <w:bCs/>
+                <w:sz w:val="20"/>
+                <w:szCs w:val="20"/>
+                <w:lang w:val="en-US"/>
+              </w:rPr>
+              <w:t>    temp_box = []</w:t>
+            </w:r>
+          </w:p>
+          <w:p>
+            <w:pPr>
+              <w:spacing w:after="0" w:line="240" w:lineRule="auto"/>
+              <w:rPr>
+                <w:rFonts w:ascii="Consolas" w:hAnsi="Consolas" w:cs="Times New Roman"/>
+                <w:b/>
+                <w:bCs/>
+                <w:sz w:val="20"/>
+                <w:szCs w:val="20"/>
+                <w:lang w:val="en-US"/>
+              </w:rPr>
+            </w:pPr>
+            <w:r>
+              <w:rPr>
+                <w:rFonts w:ascii="Consolas" w:hAnsi="Consolas" w:cs="Times New Roman"/>
+                <w:b/>
+                <w:bCs/>
+                <w:sz w:val="20"/>
+                <w:szCs w:val="20"/>
+                <w:lang w:val="en-US"/>
+              </w:rPr>
+              <w:t>    items_copy = items.copy()</w:t>
+            </w:r>
+          </w:p>
+          <w:p>
+            <w:pPr>
+              <w:spacing w:after="0" w:line="240" w:lineRule="auto"/>
+              <w:rPr>
+                <w:rFonts w:ascii="Consolas" w:hAnsi="Consolas" w:cs="Times New Roman"/>
+                <w:b/>
+                <w:bCs/>
+                <w:sz w:val="20"/>
+                <w:szCs w:val="20"/>
+              </w:rPr>
+            </w:pPr>
+            <w:r>
+              <w:rPr>
+                <w:rFonts w:ascii="Consolas" w:hAnsi="Consolas" w:cs="Times New Roman"/>
+                <w:b/>
+                <w:bCs/>
+                <w:sz w:val="20"/>
+                <w:szCs w:val="20"/>
+                <w:lang w:val="en-US"/>
+              </w:rPr>
+              <w:t xml:space="preserve">    </w:t>
+            </w:r>
+            <w:r>
+              <w:rPr>
+                <w:rFonts w:ascii="Consolas" w:hAnsi="Consolas" w:cs="Times New Roman"/>
+                <w:b/>
+                <w:bCs/>
+                <w:sz w:val="20"/>
+                <w:szCs w:val="20"/>
+              </w:rPr>
+              <w:t xml:space="preserve">items_copy.sort() </w:t>
+            </w:r>
+            <w:r>
+              <w:rPr>
+                <w:rFonts w:ascii="Consolas" w:hAnsi="Consolas" w:cs="Times New Roman"/>
+                <w:b/>
+                <w:bCs/>
+                <w:i/>
+                <w:iCs/>
+                <w:sz w:val="20"/>
+                <w:szCs w:val="20"/>
+              </w:rPr>
+              <w:t>#Sortujemy, aby przyśpieszyć proces znajdowania pierwszego rozwiązania</w:t>
+            </w:r>
+          </w:p>
+          <w:p>
+            <w:pPr>
+              <w:spacing w:after="0" w:line="240" w:lineRule="auto"/>
+              <w:rPr>
+                <w:rFonts w:ascii="Consolas" w:hAnsi="Consolas" w:cs="Times New Roman"/>
+                <w:b/>
+                <w:bCs/>
+                <w:sz w:val="20"/>
+                <w:szCs w:val="20"/>
+              </w:rPr>
+            </w:pPr>
+            <w:r>
+              <w:rPr>
+                <w:rFonts w:ascii="Consolas" w:hAnsi="Consolas" w:cs="Times New Roman"/>
+                <w:b/>
+                <w:bCs/>
+                <w:sz w:val="20"/>
+                <w:szCs w:val="20"/>
+              </w:rPr>
+              <w:t xml:space="preserve">    </w:t>
+            </w:r>
+            <w:r>
+              <w:rPr>
+                <w:rFonts w:ascii="Consolas" w:hAnsi="Consolas" w:cs="Times New Roman"/>
+                <w:b/>
+                <w:bCs/>
+                <w:i/>
+                <w:iCs/>
+                <w:sz w:val="20"/>
+                <w:szCs w:val="20"/>
+              </w:rPr>
+              <w:t>#Pierwsze znalezione rozwiązanie pozwala skutecznie zastosować odcinanie gałęzi</w:t>
+            </w:r>
+          </w:p>
+          <w:p>
+            <w:pPr>
+              <w:spacing w:after="0" w:line="240" w:lineRule="auto"/>
+              <w:rPr>
+                <w:rFonts w:ascii="Consolas" w:hAnsi="Consolas" w:cs="Times New Roman"/>
+                <w:b/>
+                <w:bCs/>
+                <w:sz w:val="20"/>
+                <w:szCs w:val="20"/>
+                <w:lang w:val="en-US"/>
+              </w:rPr>
+            </w:pPr>
+            <w:r>
+              <w:rPr>
+                <w:rFonts w:ascii="Consolas" w:hAnsi="Consolas" w:cs="Times New Roman"/>
+                <w:b/>
+                <w:bCs/>
+                <w:sz w:val="20"/>
+                <w:szCs w:val="20"/>
+              </w:rPr>
+              <w:t xml:space="preserve">    </w:t>
+            </w:r>
+            <w:r>
+              <w:rPr>
+                <w:rFonts w:ascii="Consolas" w:hAnsi="Consolas" w:cs="Times New Roman"/>
+                <w:b/>
+                <w:bCs/>
+                <w:sz w:val="20"/>
+                <w:szCs w:val="20"/>
+                <w:lang w:val="en-US"/>
+              </w:rPr>
+              <w:t>def backtrack(</w:t>
+            </w:r>
+            <w:r>
+              <w:rPr>
+                <w:rFonts w:ascii="Consolas" w:hAnsi="Consolas" w:cs="Times New Roman"/>
+                <w:b/>
+                <w:bCs/>
+                <w:i/>
+                <w:iCs/>
+                <w:sz w:val="20"/>
+                <w:szCs w:val="20"/>
+                <w:lang w:val="en-US"/>
+              </w:rPr>
+              <w:t>item_index</w:t>
+            </w:r>
+            <w:r>
+              <w:rPr>
+                <w:rFonts w:ascii="Consolas" w:hAnsi="Consolas" w:cs="Times New Roman"/>
+                <w:b/>
+                <w:bCs/>
+                <w:sz w:val="20"/>
+                <w:szCs w:val="20"/>
+                <w:lang w:val="en-US"/>
+              </w:rPr>
+              <w:t xml:space="preserve">, </w:t>
+            </w:r>
+            <w:r>
+              <w:rPr>
+                <w:rFonts w:ascii="Consolas" w:hAnsi="Consolas" w:cs="Times New Roman"/>
+                <w:b/>
+                <w:bCs/>
+                <w:i/>
+                <w:iCs/>
+                <w:sz w:val="20"/>
+                <w:szCs w:val="20"/>
+                <w:lang w:val="en-US"/>
+              </w:rPr>
+              <w:t>temp_box</w:t>
+            </w:r>
+            <w:r>
+              <w:rPr>
+                <w:rFonts w:ascii="Consolas" w:hAnsi="Consolas" w:cs="Times New Roman"/>
+                <w:b/>
+                <w:bCs/>
+                <w:sz w:val="20"/>
+                <w:szCs w:val="20"/>
+                <w:lang w:val="en-US"/>
+              </w:rPr>
+              <w:t>):</w:t>
+            </w:r>
+          </w:p>
+          <w:p>
+            <w:pPr>
+              <w:spacing w:after="0" w:line="240" w:lineRule="auto"/>
+              <w:rPr>
+                <w:rFonts w:ascii="Consolas" w:hAnsi="Consolas" w:cs="Times New Roman"/>
+                <w:b/>
+                <w:bCs/>
+                <w:sz w:val="20"/>
+                <w:szCs w:val="20"/>
+              </w:rPr>
+            </w:pPr>
+            <w:r>
+              <w:rPr>
+                <w:rFonts w:ascii="Consolas" w:hAnsi="Consolas" w:cs="Times New Roman"/>
+                <w:b/>
+                <w:bCs/>
+                <w:sz w:val="20"/>
+                <w:szCs w:val="20"/>
+                <w:lang w:val="en-US"/>
+              </w:rPr>
+              <w:t xml:space="preserve">        </w:t>
+            </w:r>
+            <w:r>
+              <w:rPr>
+                <w:rFonts w:ascii="Consolas" w:hAnsi="Consolas" w:cs="Times New Roman"/>
+                <w:b/>
+                <w:bCs/>
+                <w:sz w:val="20"/>
+                <w:szCs w:val="20"/>
+              </w:rPr>
+              <w:t xml:space="preserve">nonlocal minimal_box, best_box </w:t>
+            </w:r>
+            <w:r>
+              <w:rPr>
+                <w:rFonts w:ascii="Consolas" w:hAnsi="Consolas" w:cs="Times New Roman"/>
+                <w:b/>
+                <w:bCs/>
+                <w:i/>
+                <w:iCs/>
+                <w:sz w:val="20"/>
+                <w:szCs w:val="20"/>
+              </w:rPr>
+              <w:t>#wykorzystuje zmienne z funkcji zewnętrznej</w:t>
+            </w:r>
+          </w:p>
+          <w:p>
+            <w:pPr>
+              <w:spacing w:after="0" w:line="240" w:lineRule="auto"/>
+              <w:rPr>
+                <w:rFonts w:ascii="Consolas" w:hAnsi="Consolas" w:cs="Times New Roman"/>
+                <w:b/>
+                <w:bCs/>
+                <w:sz w:val="20"/>
+                <w:szCs w:val="20"/>
+              </w:rPr>
+            </w:pPr>
+            <w:r>
+              <w:rPr>
+                <w:rFonts w:ascii="Consolas" w:hAnsi="Consolas" w:cs="Times New Roman"/>
+                <w:b/>
+                <w:bCs/>
+                <w:sz w:val="20"/>
+                <w:szCs w:val="20"/>
+              </w:rPr>
+              <w:t xml:space="preserve">        </w:t>
+            </w:r>
+            <w:r>
+              <w:rPr>
+                <w:rFonts w:ascii="Consolas" w:hAnsi="Consolas" w:cs="Times New Roman"/>
+                <w:b/>
+                <w:bCs/>
+                <w:i/>
+                <w:iCs/>
+                <w:sz w:val="20"/>
+                <w:szCs w:val="20"/>
+              </w:rPr>
+              <w:t>#Odcinanie gałęzi (jeśli wcześniej znaleziono lepsze lub równe rozwiązanie-&gt;przerwij)</w:t>
+            </w:r>
+          </w:p>
+          <w:p>
+            <w:pPr>
+              <w:spacing w:after="0" w:line="240" w:lineRule="auto"/>
+              <w:rPr>
+                <w:rFonts w:ascii="Consolas" w:hAnsi="Consolas" w:cs="Times New Roman"/>
+                <w:b/>
+                <w:bCs/>
+                <w:sz w:val="20"/>
+                <w:szCs w:val="20"/>
+                <w:lang w:val="en-US"/>
+              </w:rPr>
+            </w:pPr>
+            <w:r>
+              <w:rPr>
+                <w:rFonts w:ascii="Consolas" w:hAnsi="Consolas" w:cs="Times New Roman"/>
+                <w:b/>
+                <w:bCs/>
+                <w:sz w:val="20"/>
+                <w:szCs w:val="20"/>
+              </w:rPr>
+              <w:t xml:space="preserve">        </w:t>
+            </w:r>
+            <w:r>
+              <w:rPr>
+                <w:rFonts w:ascii="Consolas" w:hAnsi="Consolas" w:cs="Times New Roman"/>
+                <w:b/>
+                <w:bCs/>
+                <w:sz w:val="20"/>
+                <w:szCs w:val="20"/>
+                <w:lang w:val="en-US"/>
+              </w:rPr>
+              <w:t>if len(temp_box) &gt;= minimal_box:</w:t>
+            </w:r>
+          </w:p>
+          <w:p>
+            <w:pPr>
+              <w:spacing w:after="0" w:line="240" w:lineRule="auto"/>
+              <w:rPr>
+                <w:rFonts w:ascii="Consolas" w:hAnsi="Consolas" w:cs="Times New Roman"/>
+                <w:b/>
+                <w:bCs/>
+                <w:sz w:val="20"/>
+                <w:szCs w:val="20"/>
+              </w:rPr>
+            </w:pPr>
+            <w:r>
+              <w:rPr>
+                <w:rFonts w:ascii="Consolas" w:hAnsi="Consolas" w:cs="Times New Roman"/>
+                <w:b/>
+                <w:bCs/>
+                <w:sz w:val="20"/>
+                <w:szCs w:val="20"/>
+                <w:lang w:val="en-US"/>
+              </w:rPr>
+              <w:t xml:space="preserve">            </w:t>
+            </w:r>
+            <w:r>
+              <w:rPr>
+                <w:rFonts w:ascii="Consolas" w:hAnsi="Consolas" w:cs="Times New Roman"/>
+                <w:b/>
+                <w:bCs/>
+                <w:sz w:val="20"/>
+                <w:szCs w:val="20"/>
+              </w:rPr>
+              <w:t>return</w:t>
+            </w:r>
+          </w:p>
+          <w:p>
+            <w:pPr>
+              <w:spacing w:after="0" w:line="240" w:lineRule="auto"/>
+              <w:rPr>
+                <w:rFonts w:ascii="Consolas" w:hAnsi="Consolas" w:cs="Times New Roman"/>
+                <w:b/>
+                <w:bCs/>
+                <w:sz w:val="20"/>
+                <w:szCs w:val="20"/>
+              </w:rPr>
+            </w:pPr>
+            <w:r>
+              <w:rPr>
+                <w:rFonts w:ascii="Consolas" w:hAnsi="Consolas" w:cs="Times New Roman"/>
+                <w:b/>
+                <w:bCs/>
+                <w:sz w:val="20"/>
+                <w:szCs w:val="20"/>
+              </w:rPr>
+              <w:t xml:space="preserve">        </w:t>
+            </w:r>
+            <w:r>
+              <w:rPr>
+                <w:rFonts w:ascii="Consolas" w:hAnsi="Consolas" w:cs="Times New Roman"/>
+                <w:b/>
+                <w:bCs/>
+                <w:i/>
+                <w:iCs/>
+                <w:sz w:val="20"/>
+                <w:szCs w:val="20"/>
+              </w:rPr>
+              <w:t>#Warunek stop, umieściliśmy wszystkie przedmioty w pudłach</w:t>
+            </w:r>
+          </w:p>
+          <w:p>
+            <w:pPr>
+              <w:spacing w:after="0" w:line="240" w:lineRule="auto"/>
+              <w:rPr>
+                <w:rFonts w:ascii="Consolas" w:hAnsi="Consolas" w:cs="Times New Roman"/>
+                <w:b/>
+                <w:bCs/>
+                <w:sz w:val="20"/>
+                <w:szCs w:val="20"/>
+                <w:lang w:val="en-US"/>
+              </w:rPr>
+            </w:pPr>
+            <w:r>
+              <w:rPr>
+                <w:rFonts w:ascii="Consolas" w:hAnsi="Consolas" w:cs="Times New Roman"/>
+                <w:b/>
+                <w:bCs/>
+                <w:sz w:val="20"/>
+                <w:szCs w:val="20"/>
+              </w:rPr>
+              <w:t xml:space="preserve">        </w:t>
+            </w:r>
+            <w:r>
+              <w:rPr>
+                <w:rFonts w:ascii="Consolas" w:hAnsi="Consolas" w:cs="Times New Roman"/>
+                <w:b/>
+                <w:bCs/>
+                <w:sz w:val="20"/>
+                <w:szCs w:val="20"/>
+                <w:lang w:val="en-US"/>
+              </w:rPr>
+              <w:t>if item_index == len(items_copy):</w:t>
+            </w:r>
+          </w:p>
+          <w:p>
+            <w:pPr>
+              <w:spacing w:after="0" w:line="240" w:lineRule="auto"/>
+              <w:rPr>
+                <w:rFonts w:ascii="Consolas" w:hAnsi="Consolas" w:cs="Times New Roman"/>
+                <w:b/>
+                <w:bCs/>
+                <w:sz w:val="20"/>
+                <w:szCs w:val="20"/>
+                <w:lang w:val="en-US"/>
+              </w:rPr>
+            </w:pPr>
+            <w:r>
+              <w:rPr>
+                <w:rFonts w:ascii="Consolas" w:hAnsi="Consolas" w:cs="Times New Roman"/>
+                <w:b/>
+                <w:bCs/>
+                <w:sz w:val="20"/>
+                <w:szCs w:val="20"/>
+                <w:lang w:val="en-US"/>
+              </w:rPr>
+              <w:t>            if len(temp_box) &lt; minimal_box:</w:t>
+            </w:r>
+          </w:p>
+          <w:p>
+            <w:pPr>
+              <w:spacing w:after="0" w:line="240" w:lineRule="auto"/>
+              <w:rPr>
+                <w:rFonts w:ascii="Consolas" w:hAnsi="Consolas" w:cs="Times New Roman"/>
+                <w:b/>
+                <w:bCs/>
+                <w:sz w:val="20"/>
+                <w:szCs w:val="20"/>
+                <w:lang w:val="en-US"/>
+              </w:rPr>
+            </w:pPr>
+            <w:r>
+              <w:rPr>
+                <w:rFonts w:ascii="Consolas" w:hAnsi="Consolas" w:cs="Times New Roman"/>
+                <w:b/>
+                <w:bCs/>
+                <w:sz w:val="20"/>
+                <w:szCs w:val="20"/>
+                <w:lang w:val="en-US"/>
+              </w:rPr>
+              <w:t>                minimal_box = len(temp_box)</w:t>
+            </w:r>
+          </w:p>
+          <w:p>
+            <w:pPr>
+              <w:spacing w:after="0" w:line="240" w:lineRule="auto"/>
+              <w:rPr>
+                <w:rFonts w:ascii="Consolas" w:hAnsi="Consolas" w:cs="Times New Roman"/>
+                <w:b/>
+                <w:bCs/>
+                <w:sz w:val="20"/>
+                <w:szCs w:val="20"/>
+                <w:lang w:val="en-US"/>
+              </w:rPr>
+            </w:pPr>
+            <w:r>
+              <w:rPr>
+                <w:rFonts w:ascii="Consolas" w:hAnsi="Consolas" w:cs="Times New Roman"/>
+                <w:b/>
+                <w:bCs/>
+                <w:sz w:val="20"/>
+                <w:szCs w:val="20"/>
+                <w:lang w:val="en-US"/>
+              </w:rPr>
+              <w:t>                best_box = [i[:] for i in temp_box]</w:t>
+            </w:r>
+          </w:p>
+          <w:p>
+            <w:pPr>
+              <w:spacing w:after="0" w:line="240" w:lineRule="auto"/>
+              <w:rPr>
+                <w:rFonts w:ascii="Consolas" w:hAnsi="Consolas" w:cs="Times New Roman"/>
+                <w:b/>
+                <w:bCs/>
+                <w:sz w:val="20"/>
+                <w:szCs w:val="20"/>
+              </w:rPr>
+            </w:pPr>
+            <w:r>
+              <w:rPr>
+                <w:rFonts w:ascii="Consolas" w:hAnsi="Consolas" w:cs="Times New Roman"/>
+                <w:b/>
+                <w:bCs/>
+                <w:sz w:val="20"/>
+                <w:szCs w:val="20"/>
+                <w:lang w:val="en-US"/>
+              </w:rPr>
+              <w:t xml:space="preserve">                </w:t>
+            </w:r>
+            <w:r>
+              <w:rPr>
+                <w:rFonts w:ascii="Consolas" w:hAnsi="Consolas" w:cs="Times New Roman"/>
+                <w:b/>
+                <w:bCs/>
+                <w:sz w:val="20"/>
+                <w:szCs w:val="20"/>
+              </w:rPr>
+              <w:t>return</w:t>
+            </w:r>
+          </w:p>
+          <w:p>
+            <w:pPr>
+              <w:spacing w:after="0" w:line="240" w:lineRule="auto"/>
+              <w:rPr>
+                <w:rFonts w:ascii="Consolas" w:hAnsi="Consolas" w:cs="Times New Roman"/>
+                <w:b/>
+                <w:bCs/>
+                <w:sz w:val="20"/>
+                <w:szCs w:val="20"/>
+              </w:rPr>
+            </w:pPr>
+            <w:r>
+              <w:rPr>
+                <w:rFonts w:ascii="Consolas" w:hAnsi="Consolas" w:cs="Times New Roman"/>
+                <w:b/>
+                <w:bCs/>
+                <w:sz w:val="20"/>
+                <w:szCs w:val="20"/>
+              </w:rPr>
+              <w:t xml:space="preserve">        </w:t>
+            </w:r>
+            <w:r>
+              <w:rPr>
+                <w:rFonts w:ascii="Consolas" w:hAnsi="Consolas" w:cs="Times New Roman"/>
+                <w:b/>
+                <w:bCs/>
+                <w:i/>
+                <w:iCs/>
+                <w:sz w:val="20"/>
+                <w:szCs w:val="20"/>
+              </w:rPr>
+              <w:t>#zasadnicze działanie funkcji</w:t>
+            </w:r>
+          </w:p>
+          <w:p>
+            <w:pPr>
+              <w:spacing w:after="0" w:line="240" w:lineRule="auto"/>
+              <w:rPr>
+                <w:rFonts w:ascii="Consolas" w:hAnsi="Consolas" w:cs="Times New Roman"/>
+                <w:b/>
+                <w:bCs/>
+                <w:sz w:val="20"/>
+                <w:szCs w:val="20"/>
+              </w:rPr>
+            </w:pPr>
+            <w:r>
+              <w:rPr>
+                <w:rFonts w:ascii="Consolas" w:hAnsi="Consolas" w:cs="Times New Roman"/>
+                <w:b/>
+                <w:bCs/>
+                <w:sz w:val="20"/>
+                <w:szCs w:val="20"/>
+              </w:rPr>
+              <w:t>        item = items_copy[item_index]</w:t>
+            </w:r>
+          </w:p>
+          <w:p>
+            <w:pPr>
+              <w:spacing w:after="0" w:line="240" w:lineRule="auto"/>
+              <w:rPr>
+                <w:rFonts w:ascii="Consolas" w:hAnsi="Consolas" w:cs="Times New Roman"/>
+                <w:b/>
+                <w:bCs/>
+                <w:sz w:val="20"/>
+                <w:szCs w:val="20"/>
+              </w:rPr>
+            </w:pPr>
+            <w:r>
+              <w:rPr>
+                <w:rFonts w:ascii="Consolas" w:hAnsi="Consolas" w:cs="Times New Roman"/>
+                <w:b/>
+                <w:bCs/>
+                <w:sz w:val="20"/>
+                <w:szCs w:val="20"/>
+              </w:rPr>
+              <w:t xml:space="preserve">        </w:t>
+            </w:r>
+            <w:r>
+              <w:rPr>
+                <w:rFonts w:ascii="Consolas" w:hAnsi="Consolas" w:cs="Times New Roman"/>
+                <w:b/>
+                <w:bCs/>
+                <w:i/>
+                <w:iCs/>
+                <w:sz w:val="20"/>
+                <w:szCs w:val="20"/>
+              </w:rPr>
+              <w:t>#próbuje dodać przedmiot do istniejących pudeł</w:t>
+            </w:r>
+          </w:p>
+          <w:p>
+            <w:pPr>
+              <w:spacing w:after="0" w:line="240" w:lineRule="auto"/>
+              <w:rPr>
+                <w:rFonts w:ascii="Consolas" w:hAnsi="Consolas" w:cs="Times New Roman"/>
+                <w:b/>
+                <w:bCs/>
+                <w:sz w:val="20"/>
+                <w:szCs w:val="20"/>
+                <w:lang w:val="en-US"/>
+              </w:rPr>
+            </w:pPr>
+            <w:r>
+              <w:rPr>
+                <w:rFonts w:ascii="Consolas" w:hAnsi="Consolas" w:cs="Times New Roman"/>
+                <w:b/>
+                <w:bCs/>
+                <w:sz w:val="20"/>
+                <w:szCs w:val="20"/>
+              </w:rPr>
+              <w:t xml:space="preserve">        </w:t>
+            </w:r>
+            <w:r>
+              <w:rPr>
+                <w:rFonts w:ascii="Consolas" w:hAnsi="Consolas" w:cs="Times New Roman"/>
+                <w:b/>
+                <w:bCs/>
+                <w:sz w:val="20"/>
+                <w:szCs w:val="20"/>
+                <w:lang w:val="en-US"/>
+              </w:rPr>
+              <w:t>for i in range(len(temp_box)):</w:t>
+            </w:r>
+          </w:p>
+          <w:p>
+            <w:pPr>
+              <w:spacing w:after="0" w:line="240" w:lineRule="auto"/>
+              <w:rPr>
+                <w:rFonts w:ascii="Consolas" w:hAnsi="Consolas" w:cs="Times New Roman"/>
+                <w:b/>
+                <w:bCs/>
+                <w:sz w:val="20"/>
+                <w:szCs w:val="20"/>
+                <w:lang w:val="en-US"/>
+              </w:rPr>
+            </w:pPr>
+            <w:r>
+              <w:rPr>
+                <w:rFonts w:ascii="Consolas" w:hAnsi="Consolas" w:cs="Times New Roman"/>
+                <w:b/>
+                <w:bCs/>
+                <w:sz w:val="20"/>
+                <w:szCs w:val="20"/>
+                <w:lang w:val="en-US"/>
+              </w:rPr>
+              <w:t>            if sum(temp_box[i]) + item &lt;= box_capacity:</w:t>
+            </w:r>
+          </w:p>
+          <w:p>
+            <w:pPr>
+              <w:spacing w:after="0" w:line="240" w:lineRule="auto"/>
+              <w:rPr>
+                <w:rFonts w:ascii="Consolas" w:hAnsi="Consolas" w:cs="Times New Roman"/>
+                <w:b/>
+                <w:bCs/>
+                <w:sz w:val="20"/>
+                <w:szCs w:val="20"/>
+                <w:lang w:val="en-US"/>
+              </w:rPr>
+            </w:pPr>
+            <w:r>
+              <w:rPr>
+                <w:rFonts w:ascii="Consolas" w:hAnsi="Consolas" w:cs="Times New Roman"/>
+                <w:b/>
+                <w:bCs/>
+                <w:sz w:val="20"/>
+                <w:szCs w:val="20"/>
+                <w:lang w:val="en-US"/>
+              </w:rPr>
+              <w:t>                temp_box[i].append(item)</w:t>
+            </w:r>
+          </w:p>
+          <w:p>
+            <w:pPr>
+              <w:spacing w:after="0" w:line="240" w:lineRule="auto"/>
+              <w:rPr>
+                <w:rFonts w:ascii="Consolas" w:hAnsi="Consolas" w:cs="Times New Roman"/>
+                <w:b/>
+                <w:bCs/>
+                <w:sz w:val="20"/>
+                <w:szCs w:val="20"/>
+                <w:lang w:val="en-US"/>
+              </w:rPr>
+            </w:pPr>
+            <w:r>
+              <w:rPr>
+                <w:rFonts w:ascii="Consolas" w:hAnsi="Consolas" w:cs="Times New Roman"/>
+                <w:b/>
+                <w:bCs/>
+                <w:sz w:val="20"/>
+                <w:szCs w:val="20"/>
+                <w:lang w:val="en-US"/>
+              </w:rPr>
+              <w:t>                backtrack(item_index +1, temp_box)</w:t>
+            </w:r>
+          </w:p>
+          <w:p>
+            <w:pPr>
+              <w:spacing w:after="0" w:line="240" w:lineRule="auto"/>
+              <w:rPr>
+                <w:rFonts w:ascii="Consolas" w:hAnsi="Consolas" w:cs="Times New Roman"/>
+                <w:b/>
+                <w:bCs/>
+                <w:sz w:val="20"/>
+                <w:szCs w:val="20"/>
+              </w:rPr>
+            </w:pPr>
+            <w:r>
+              <w:rPr>
+                <w:rFonts w:ascii="Consolas" w:hAnsi="Consolas" w:cs="Times New Roman"/>
+                <w:b/>
+                <w:bCs/>
+                <w:sz w:val="20"/>
+                <w:szCs w:val="20"/>
+                <w:lang w:val="en-US"/>
+              </w:rPr>
+              <w:t xml:space="preserve">                </w:t>
+            </w:r>
+            <w:r>
+              <w:rPr>
+                <w:rFonts w:ascii="Consolas" w:hAnsi="Consolas" w:cs="Times New Roman"/>
+                <w:b/>
+                <w:bCs/>
+                <w:sz w:val="20"/>
+                <w:szCs w:val="20"/>
+              </w:rPr>
+              <w:t xml:space="preserve">temp_box[i].pop() </w:t>
+            </w:r>
+            <w:r>
+              <w:rPr>
+                <w:rFonts w:ascii="Consolas" w:hAnsi="Consolas" w:cs="Times New Roman"/>
+                <w:b/>
+                <w:bCs/>
+                <w:i/>
+                <w:iCs/>
+                <w:sz w:val="20"/>
+                <w:szCs w:val="20"/>
+              </w:rPr>
+              <w:t>#cofam zmianę, aby sprawdzić przypadek dodania nowego pudła na ten przedmiot.</w:t>
+            </w:r>
+          </w:p>
+          <w:p>
+            <w:pPr>
+              <w:spacing w:after="0" w:line="240" w:lineRule="auto"/>
+              <w:rPr>
+                <w:rFonts w:ascii="Consolas" w:hAnsi="Consolas" w:cs="Times New Roman"/>
+                <w:b/>
+                <w:bCs/>
+                <w:sz w:val="20"/>
+                <w:szCs w:val="20"/>
+                <w:lang w:val="en-US"/>
+              </w:rPr>
+            </w:pPr>
+            <w:r>
+              <w:rPr>
+                <w:rFonts w:ascii="Consolas" w:hAnsi="Consolas" w:cs="Times New Roman"/>
+                <w:b/>
+                <w:bCs/>
+                <w:sz w:val="20"/>
+                <w:szCs w:val="20"/>
+              </w:rPr>
+              <w:t xml:space="preserve">        </w:t>
+            </w:r>
+            <w:r>
+              <w:rPr>
+                <w:rFonts w:ascii="Consolas" w:hAnsi="Consolas" w:cs="Times New Roman"/>
+                <w:b/>
+                <w:bCs/>
+                <w:sz w:val="20"/>
+                <w:szCs w:val="20"/>
+                <w:lang w:val="en-US"/>
+              </w:rPr>
+              <w:t>temp_box.append([item])</w:t>
+            </w:r>
+          </w:p>
+          <w:p>
+            <w:pPr>
+              <w:spacing w:after="0" w:line="240" w:lineRule="auto"/>
+              <w:rPr>
+                <w:rFonts w:ascii="Consolas" w:hAnsi="Consolas" w:cs="Times New Roman"/>
+                <w:b/>
+                <w:bCs/>
+                <w:sz w:val="20"/>
+                <w:szCs w:val="20"/>
+                <w:lang w:val="en-US"/>
+              </w:rPr>
+            </w:pPr>
+            <w:r>
+              <w:rPr>
+                <w:rFonts w:ascii="Consolas" w:hAnsi="Consolas" w:cs="Times New Roman"/>
+                <w:b/>
+                <w:bCs/>
+                <w:sz w:val="20"/>
+                <w:szCs w:val="20"/>
+                <w:lang w:val="en-US"/>
+              </w:rPr>
+              <w:t>        backtrack(item_index+1, temp_box)</w:t>
+            </w:r>
+          </w:p>
+          <w:p>
+            <w:pPr>
+              <w:spacing w:after="0" w:line="240" w:lineRule="auto"/>
+              <w:rPr>
+                <w:rFonts w:ascii="Consolas" w:hAnsi="Consolas" w:cs="Times New Roman"/>
+                <w:b/>
+                <w:bCs/>
+                <w:sz w:val="20"/>
+                <w:szCs w:val="20"/>
+              </w:rPr>
+            </w:pPr>
+            <w:r>
+              <w:rPr>
+                <w:rFonts w:ascii="Consolas" w:hAnsi="Consolas" w:cs="Times New Roman"/>
+                <w:b/>
+                <w:bCs/>
+                <w:sz w:val="20"/>
+                <w:szCs w:val="20"/>
+                <w:lang w:val="en-US"/>
+              </w:rPr>
+              <w:t xml:space="preserve">        </w:t>
+            </w:r>
+            <w:r>
+              <w:rPr>
+                <w:rFonts w:ascii="Consolas" w:hAnsi="Consolas" w:cs="Times New Roman"/>
+                <w:b/>
+                <w:bCs/>
+                <w:sz w:val="20"/>
+                <w:szCs w:val="20"/>
+              </w:rPr>
+              <w:t xml:space="preserve">temp_box.pop() </w:t>
+            </w:r>
+            <w:r>
+              <w:rPr>
+                <w:rFonts w:ascii="Consolas" w:hAnsi="Consolas" w:cs="Times New Roman"/>
+                <w:b/>
+                <w:bCs/>
+                <w:i/>
+                <w:iCs/>
+                <w:sz w:val="20"/>
+                <w:szCs w:val="20"/>
+              </w:rPr>
+              <w:t>#cofamy zmiany Backtracking</w:t>
+            </w:r>
+          </w:p>
+          <w:p>
+            <w:pPr>
+              <w:spacing w:after="0" w:line="240" w:lineRule="auto"/>
+              <w:rPr>
+                <w:rFonts w:ascii="Consolas" w:hAnsi="Consolas" w:cs="Times New Roman"/>
+                <w:b/>
+                <w:bCs/>
+                <w:sz w:val="20"/>
+                <w:szCs w:val="20"/>
+              </w:rPr>
+            </w:pPr>
+          </w:p>
+          <w:p>
+            <w:pPr>
+              <w:spacing w:after="0" w:line="240" w:lineRule="auto"/>
+              <w:rPr>
+                <w:rFonts w:ascii="Consolas" w:hAnsi="Consolas" w:cs="Times New Roman"/>
+                <w:b/>
+                <w:bCs/>
+                <w:sz w:val="20"/>
+                <w:szCs w:val="20"/>
+              </w:rPr>
+            </w:pPr>
+            <w:r>
+              <w:rPr>
+                <w:rFonts w:ascii="Consolas" w:hAnsi="Consolas" w:cs="Times New Roman"/>
+                <w:b/>
+                <w:bCs/>
+                <w:sz w:val="20"/>
+                <w:szCs w:val="20"/>
+              </w:rPr>
+              <w:t xml:space="preserve">    </w:t>
+            </w:r>
+            <w:r>
+              <w:rPr>
+                <w:rFonts w:ascii="Consolas" w:hAnsi="Consolas" w:cs="Times New Roman"/>
+                <w:b/>
+                <w:bCs/>
+                <w:i/>
+                <w:iCs/>
+                <w:sz w:val="20"/>
+                <w:szCs w:val="20"/>
+              </w:rPr>
+              <w:t>#start rekurencji</w:t>
+            </w:r>
+          </w:p>
+          <w:p>
+            <w:pPr>
+              <w:spacing w:after="0" w:line="240" w:lineRule="auto"/>
+              <w:rPr>
+                <w:rFonts w:ascii="Consolas" w:hAnsi="Consolas" w:cs="Times New Roman"/>
+                <w:b/>
+                <w:bCs/>
+                <w:sz w:val="20"/>
+                <w:szCs w:val="20"/>
+              </w:rPr>
+            </w:pPr>
+            <w:r>
+              <w:rPr>
+                <w:rFonts w:ascii="Consolas" w:hAnsi="Consolas" w:cs="Times New Roman"/>
+                <w:b/>
+                <w:bCs/>
+                <w:sz w:val="20"/>
+                <w:szCs w:val="20"/>
+              </w:rPr>
+              <w:t>    backtrack(0, [])</w:t>
+            </w:r>
+          </w:p>
+          <w:p>
+            <w:pPr>
+              <w:spacing w:after="0" w:line="240" w:lineRule="auto"/>
+              <w:rPr>
+                <w:rFonts w:ascii="Consolas" w:hAnsi="Consolas" w:cs="Times New Roman"/>
+                <w:b/>
+                <w:bCs/>
+                <w:sz w:val="20"/>
+                <w:szCs w:val="20"/>
+              </w:rPr>
+            </w:pPr>
+            <w:r>
+              <w:rPr>
+                <w:rFonts w:ascii="Consolas" w:hAnsi="Consolas" w:cs="Times New Roman"/>
+                <w:b/>
+                <w:bCs/>
+                <w:sz w:val="20"/>
+                <w:szCs w:val="20"/>
+              </w:rPr>
+              <w:t xml:space="preserve">    </w:t>
+            </w:r>
+            <w:r>
+              <w:rPr>
+                <w:rFonts w:ascii="Consolas" w:hAnsi="Consolas" w:cs="Times New Roman"/>
+                <w:b/>
+                <w:bCs/>
+                <w:i/>
+                <w:iCs/>
+                <w:sz w:val="20"/>
+                <w:szCs w:val="20"/>
+              </w:rPr>
+              <w:t>#Format wyniku tak jak w FFD</w:t>
+            </w:r>
+          </w:p>
+          <w:p>
+            <w:pPr>
+              <w:spacing w:after="0" w:line="240" w:lineRule="auto"/>
+              <w:rPr>
+                <w:rFonts w:ascii="Consolas" w:hAnsi="Consolas" w:cs="Times New Roman"/>
+                <w:b/>
+                <w:bCs/>
+                <w:sz w:val="20"/>
+                <w:szCs w:val="20"/>
+                <w:lang w:val="en-US"/>
+              </w:rPr>
+            </w:pPr>
+            <w:r>
+              <w:rPr>
+                <w:rFonts w:ascii="Consolas" w:hAnsi="Consolas" w:cs="Times New Roman"/>
+                <w:b/>
+                <w:bCs/>
+                <w:sz w:val="20"/>
+                <w:szCs w:val="20"/>
+              </w:rPr>
+              <w:t xml:space="preserve">    </w:t>
+            </w:r>
+            <w:r>
+              <w:rPr>
+                <w:rFonts w:ascii="Consolas" w:hAnsi="Consolas" w:cs="Times New Roman"/>
+                <w:b/>
+                <w:bCs/>
+                <w:sz w:val="20"/>
+                <w:szCs w:val="20"/>
+                <w:lang w:val="en-US"/>
+              </w:rPr>
+              <w:t>box_sums = [sum(box) for box in best_box]</w:t>
+            </w:r>
+          </w:p>
+          <w:p>
+            <w:pPr>
+              <w:spacing w:after="0" w:line="240" w:lineRule="auto"/>
+              <w:rPr>
+                <w:rFonts w:ascii="Consolas" w:hAnsi="Consolas" w:cs="Times New Roman"/>
+                <w:b/>
+                <w:bCs/>
+                <w:sz w:val="20"/>
+                <w:szCs w:val="20"/>
+                <w:lang w:val="en-US"/>
+              </w:rPr>
+            </w:pPr>
+            <w:r>
+              <w:rPr>
+                <w:rFonts w:ascii="Consolas" w:hAnsi="Consolas" w:cs="Times New Roman"/>
+                <w:b/>
+                <w:bCs/>
+                <w:sz w:val="20"/>
+                <w:szCs w:val="20"/>
+                <w:lang w:val="en-US"/>
+              </w:rPr>
+              <w:t>    return box_sums, best_box</w:t>
+            </w:r>
+          </w:p>
+          <w:p>
+            <w:pPr>
+              <w:spacing w:after="0" w:line="240" w:lineRule="auto"/>
+              <w:rPr>
+                <w:rFonts w:ascii="Consolas" w:hAnsi="Consolas" w:cs="Times New Roman"/>
+                <w:b/>
+                <w:bCs/>
+                <w:sz w:val="20"/>
+                <w:szCs w:val="20"/>
+                <w:lang w:val="en-US"/>
+              </w:rPr>
+            </w:pPr>
+          </w:p>
+          <w:p>
+            <w:pPr>
+              <w:spacing w:after="0" w:line="240" w:lineRule="auto"/>
+              <w:rPr>
+                <w:rFonts w:ascii="Consolas" w:hAnsi="Consolas" w:cs="Times New Roman"/>
+                <w:b/>
+                <w:bCs/>
+                <w:sz w:val="20"/>
+                <w:szCs w:val="20"/>
+                <w:lang w:val="en-US"/>
+              </w:rPr>
+            </w:pPr>
+            <w:r>
+              <w:rPr>
+                <w:rFonts w:ascii="Consolas" w:hAnsi="Consolas" w:cs="Times New Roman"/>
+                <w:b/>
+                <w:bCs/>
+                <w:sz w:val="20"/>
+                <w:szCs w:val="20"/>
+                <w:lang w:val="en-US"/>
+              </w:rPr>
+              <w:t>def first_fit_decreasing(</w:t>
+            </w:r>
+            <w:r>
+              <w:rPr>
+                <w:rFonts w:ascii="Consolas" w:hAnsi="Consolas" w:cs="Times New Roman"/>
+                <w:b/>
+                <w:bCs/>
+                <w:i/>
+                <w:iCs/>
+                <w:sz w:val="20"/>
+                <w:szCs w:val="20"/>
+                <w:lang w:val="en-US"/>
+              </w:rPr>
+              <w:t>items</w:t>
+            </w:r>
+            <w:r>
+              <w:rPr>
+                <w:rFonts w:ascii="Consolas" w:hAnsi="Consolas" w:cs="Times New Roman"/>
+                <w:b/>
+                <w:bCs/>
+                <w:sz w:val="20"/>
+                <w:szCs w:val="20"/>
+                <w:lang w:val="en-US"/>
+              </w:rPr>
+              <w:t>):</w:t>
+            </w:r>
+          </w:p>
+          <w:p>
+            <w:pPr>
+              <w:spacing w:after="0" w:line="240" w:lineRule="auto"/>
+              <w:rPr>
+                <w:rFonts w:ascii="Consolas" w:hAnsi="Consolas" w:cs="Times New Roman"/>
+                <w:b/>
+                <w:bCs/>
+                <w:sz w:val="20"/>
+                <w:szCs w:val="20"/>
+              </w:rPr>
+            </w:pPr>
+            <w:r>
+              <w:rPr>
+                <w:rFonts w:ascii="Consolas" w:hAnsi="Consolas" w:cs="Times New Roman"/>
+                <w:b/>
+                <w:bCs/>
+                <w:sz w:val="20"/>
+                <w:szCs w:val="20"/>
+                <w:lang w:val="en-US"/>
+              </w:rPr>
+              <w:lastRenderedPageBreak/>
+              <w:t xml:space="preserve">    </w:t>
+            </w:r>
+            <w:r>
+              <w:rPr>
+                <w:rFonts w:ascii="Consolas" w:hAnsi="Consolas" w:cs="Times New Roman"/>
+                <w:b/>
+                <w:bCs/>
+                <w:i/>
+                <w:iCs/>
+                <w:sz w:val="20"/>
+                <w:szCs w:val="20"/>
+              </w:rPr>
+              <w:t>#Tworzenie kopii, aby lista przedmiotów pozostała bez zmian do testów dla drugiego</w:t>
+            </w:r>
+          </w:p>
+          <w:p>
+            <w:pPr>
+              <w:spacing w:after="0" w:line="240" w:lineRule="auto"/>
+              <w:rPr>
+                <w:rFonts w:ascii="Consolas" w:hAnsi="Consolas" w:cs="Times New Roman"/>
+                <w:b/>
+                <w:bCs/>
+                <w:sz w:val="20"/>
+                <w:szCs w:val="20"/>
+              </w:rPr>
+            </w:pPr>
+            <w:r>
+              <w:rPr>
+                <w:rFonts w:ascii="Consolas" w:hAnsi="Consolas" w:cs="Times New Roman"/>
+                <w:b/>
+                <w:bCs/>
+                <w:sz w:val="20"/>
+                <w:szCs w:val="20"/>
+              </w:rPr>
+              <w:t xml:space="preserve">    </w:t>
+            </w:r>
+            <w:r>
+              <w:rPr>
+                <w:rFonts w:ascii="Consolas" w:hAnsi="Consolas" w:cs="Times New Roman"/>
+                <w:b/>
+                <w:bCs/>
+                <w:i/>
+                <w:iCs/>
+                <w:sz w:val="20"/>
+                <w:szCs w:val="20"/>
+              </w:rPr>
+              <w:t>#przypadku</w:t>
+            </w:r>
+          </w:p>
+          <w:p>
+            <w:pPr>
+              <w:spacing w:after="0" w:line="240" w:lineRule="auto"/>
+              <w:rPr>
+                <w:rFonts w:ascii="Consolas" w:hAnsi="Consolas" w:cs="Times New Roman"/>
+                <w:b/>
+                <w:bCs/>
+                <w:sz w:val="20"/>
+                <w:szCs w:val="20"/>
+              </w:rPr>
+            </w:pPr>
+            <w:r>
+              <w:rPr>
+                <w:rFonts w:ascii="Consolas" w:hAnsi="Consolas" w:cs="Times New Roman"/>
+                <w:b/>
+                <w:bCs/>
+                <w:sz w:val="20"/>
+                <w:szCs w:val="20"/>
+              </w:rPr>
+              <w:t xml:space="preserve">    </w:t>
+            </w:r>
+            <w:r>
+              <w:rPr>
+                <w:rFonts w:ascii="Consolas" w:hAnsi="Consolas" w:cs="Times New Roman"/>
+                <w:b/>
+                <w:bCs/>
+                <w:i/>
+                <w:iCs/>
+                <w:sz w:val="20"/>
+                <w:szCs w:val="20"/>
+              </w:rPr>
+              <w:t># 1. Sortowanie malejąco</w:t>
+            </w:r>
+          </w:p>
+          <w:p>
+            <w:pPr>
+              <w:spacing w:after="0" w:line="240" w:lineRule="auto"/>
+              <w:rPr>
+                <w:rFonts w:ascii="Consolas" w:hAnsi="Consolas" w:cs="Times New Roman"/>
+                <w:b/>
+                <w:bCs/>
+                <w:sz w:val="20"/>
+                <w:szCs w:val="20"/>
+              </w:rPr>
+            </w:pPr>
+            <w:r>
+              <w:rPr>
+                <w:rFonts w:ascii="Consolas" w:hAnsi="Consolas" w:cs="Times New Roman"/>
+                <w:b/>
+                <w:bCs/>
+                <w:sz w:val="20"/>
+                <w:szCs w:val="20"/>
+              </w:rPr>
+              <w:t>    items_copy = items.copy()</w:t>
+            </w:r>
+          </w:p>
+          <w:p>
+            <w:pPr>
+              <w:spacing w:after="0" w:line="240" w:lineRule="auto"/>
+              <w:rPr>
+                <w:rFonts w:ascii="Consolas" w:hAnsi="Consolas" w:cs="Times New Roman"/>
+                <w:b/>
+                <w:bCs/>
+                <w:sz w:val="20"/>
+                <w:szCs w:val="20"/>
+                <w:lang w:val="en-US"/>
+              </w:rPr>
+            </w:pPr>
+            <w:r>
+              <w:rPr>
+                <w:rFonts w:ascii="Consolas" w:hAnsi="Consolas" w:cs="Times New Roman"/>
+                <w:b/>
+                <w:bCs/>
+                <w:sz w:val="20"/>
+                <w:szCs w:val="20"/>
+              </w:rPr>
+              <w:t xml:space="preserve">    </w:t>
+            </w:r>
+            <w:r>
+              <w:rPr>
+                <w:rFonts w:ascii="Consolas" w:hAnsi="Consolas" w:cs="Times New Roman"/>
+                <w:b/>
+                <w:bCs/>
+                <w:sz w:val="20"/>
+                <w:szCs w:val="20"/>
+                <w:lang w:val="en-US"/>
+              </w:rPr>
+              <w:t>items_copy.sort(</w:t>
+            </w:r>
+            <w:r>
+              <w:rPr>
+                <w:rFonts w:ascii="Consolas" w:hAnsi="Consolas" w:cs="Times New Roman"/>
+                <w:b/>
+                <w:bCs/>
+                <w:i/>
+                <w:iCs/>
+                <w:sz w:val="20"/>
+                <w:szCs w:val="20"/>
+                <w:lang w:val="en-US"/>
+              </w:rPr>
+              <w:t>reverse</w:t>
+            </w:r>
+            <w:r>
+              <w:rPr>
+                <w:rFonts w:ascii="Consolas" w:hAnsi="Consolas" w:cs="Times New Roman"/>
+                <w:b/>
+                <w:bCs/>
+                <w:sz w:val="20"/>
+                <w:szCs w:val="20"/>
+                <w:lang w:val="en-US"/>
+              </w:rPr>
+              <w:t>=True)</w:t>
+            </w:r>
+          </w:p>
+          <w:p>
+            <w:pPr>
+              <w:spacing w:after="0" w:line="240" w:lineRule="auto"/>
+              <w:rPr>
+                <w:rFonts w:ascii="Consolas" w:hAnsi="Consolas" w:cs="Times New Roman"/>
+                <w:b/>
+                <w:bCs/>
+                <w:sz w:val="20"/>
+                <w:szCs w:val="20"/>
+                <w:lang w:val="en-US"/>
+              </w:rPr>
+            </w:pPr>
+          </w:p>
+          <w:p>
+            <w:pPr>
+              <w:spacing w:after="0" w:line="240" w:lineRule="auto"/>
+              <w:rPr>
+                <w:rFonts w:ascii="Consolas" w:hAnsi="Consolas" w:cs="Times New Roman"/>
+                <w:b/>
+                <w:bCs/>
+                <w:sz w:val="20"/>
+                <w:szCs w:val="20"/>
+              </w:rPr>
+            </w:pPr>
+            <w:r>
+              <w:rPr>
+                <w:rFonts w:ascii="Consolas" w:hAnsi="Consolas" w:cs="Times New Roman"/>
+                <w:b/>
+                <w:bCs/>
+                <w:sz w:val="20"/>
+                <w:szCs w:val="20"/>
+                <w:lang w:val="en-US"/>
+              </w:rPr>
+              <w:t xml:space="preserve">    </w:t>
+            </w:r>
+            <w:r>
+              <w:rPr>
+                <w:rFonts w:ascii="Consolas" w:hAnsi="Consolas" w:cs="Times New Roman"/>
+                <w:b/>
+                <w:bCs/>
+                <w:i/>
+                <w:iCs/>
+                <w:sz w:val="20"/>
+                <w:szCs w:val="20"/>
+              </w:rPr>
+              <w:t># box_sums przechowuje aktualną sumę wag w każdym pudełku</w:t>
+            </w:r>
+          </w:p>
+          <w:p>
+            <w:pPr>
+              <w:spacing w:after="0" w:line="240" w:lineRule="auto"/>
+              <w:rPr>
+                <w:rFonts w:ascii="Consolas" w:hAnsi="Consolas" w:cs="Times New Roman"/>
+                <w:b/>
+                <w:bCs/>
+                <w:sz w:val="20"/>
+                <w:szCs w:val="20"/>
+              </w:rPr>
+            </w:pPr>
+            <w:r>
+              <w:rPr>
+                <w:rFonts w:ascii="Consolas" w:hAnsi="Consolas" w:cs="Times New Roman"/>
+                <w:b/>
+                <w:bCs/>
+                <w:sz w:val="20"/>
+                <w:szCs w:val="20"/>
+              </w:rPr>
+              <w:t>    box_sums = []</w:t>
+            </w:r>
+          </w:p>
+          <w:p>
+            <w:pPr>
+              <w:spacing w:after="0" w:line="240" w:lineRule="auto"/>
+              <w:rPr>
+                <w:rFonts w:ascii="Consolas" w:hAnsi="Consolas" w:cs="Times New Roman"/>
+                <w:b/>
+                <w:bCs/>
+                <w:sz w:val="20"/>
+                <w:szCs w:val="20"/>
+              </w:rPr>
+            </w:pPr>
+            <w:r>
+              <w:rPr>
+                <w:rFonts w:ascii="Consolas" w:hAnsi="Consolas" w:cs="Times New Roman"/>
+                <w:b/>
+                <w:bCs/>
+                <w:sz w:val="20"/>
+                <w:szCs w:val="20"/>
+              </w:rPr>
+              <w:t xml:space="preserve">    </w:t>
+            </w:r>
+            <w:r>
+              <w:rPr>
+                <w:rFonts w:ascii="Consolas" w:hAnsi="Consolas" w:cs="Times New Roman"/>
+                <w:b/>
+                <w:bCs/>
+                <w:i/>
+                <w:iCs/>
+                <w:sz w:val="20"/>
+                <w:szCs w:val="20"/>
+              </w:rPr>
+              <w:t># box_contents przechowuje listy przedmiotów w każdym pudełku</w:t>
+            </w:r>
+          </w:p>
+          <w:p>
+            <w:pPr>
+              <w:spacing w:after="0" w:line="240" w:lineRule="auto"/>
+              <w:rPr>
+                <w:rFonts w:ascii="Consolas" w:hAnsi="Consolas" w:cs="Times New Roman"/>
+                <w:b/>
+                <w:bCs/>
+                <w:sz w:val="20"/>
+                <w:szCs w:val="20"/>
+                <w:lang w:val="en-US"/>
+              </w:rPr>
+            </w:pPr>
+            <w:r>
+              <w:rPr>
+                <w:rFonts w:ascii="Consolas" w:hAnsi="Consolas" w:cs="Times New Roman"/>
+                <w:b/>
+                <w:bCs/>
+                <w:sz w:val="20"/>
+                <w:szCs w:val="20"/>
+              </w:rPr>
+              <w:t xml:space="preserve">    </w:t>
+            </w:r>
+            <w:r>
+              <w:rPr>
+                <w:rFonts w:ascii="Consolas" w:hAnsi="Consolas" w:cs="Times New Roman"/>
+                <w:b/>
+                <w:bCs/>
+                <w:sz w:val="20"/>
+                <w:szCs w:val="20"/>
+                <w:lang w:val="en-US"/>
+              </w:rPr>
+              <w:t>box_contents = []</w:t>
+            </w:r>
+          </w:p>
+          <w:p>
+            <w:pPr>
+              <w:spacing w:after="0" w:line="240" w:lineRule="auto"/>
+              <w:rPr>
+                <w:rFonts w:ascii="Consolas" w:hAnsi="Consolas" w:cs="Times New Roman"/>
+                <w:b/>
+                <w:bCs/>
+                <w:sz w:val="20"/>
+                <w:szCs w:val="20"/>
+                <w:lang w:val="en-US"/>
+              </w:rPr>
+            </w:pPr>
+          </w:p>
+          <w:p>
+            <w:pPr>
+              <w:spacing w:after="0" w:line="240" w:lineRule="auto"/>
+              <w:rPr>
+                <w:rFonts w:ascii="Consolas" w:hAnsi="Consolas" w:cs="Times New Roman"/>
+                <w:b/>
+                <w:bCs/>
+                <w:sz w:val="20"/>
+                <w:szCs w:val="20"/>
+                <w:lang w:val="en-US"/>
+              </w:rPr>
+            </w:pPr>
+            <w:r>
+              <w:rPr>
+                <w:rFonts w:ascii="Consolas" w:hAnsi="Consolas" w:cs="Times New Roman"/>
+                <w:b/>
+                <w:bCs/>
+                <w:sz w:val="20"/>
+                <w:szCs w:val="20"/>
+                <w:lang w:val="en-US"/>
+              </w:rPr>
+              <w:t>    for item in items_copy:</w:t>
+            </w:r>
+          </w:p>
+          <w:p>
+            <w:pPr>
+              <w:spacing w:after="0" w:line="240" w:lineRule="auto"/>
+              <w:rPr>
+                <w:rFonts w:ascii="Consolas" w:hAnsi="Consolas" w:cs="Times New Roman"/>
+                <w:b/>
+                <w:bCs/>
+                <w:sz w:val="20"/>
+                <w:szCs w:val="20"/>
+              </w:rPr>
+            </w:pPr>
+            <w:r>
+              <w:rPr>
+                <w:rFonts w:ascii="Consolas" w:hAnsi="Consolas" w:cs="Times New Roman"/>
+                <w:b/>
+                <w:bCs/>
+                <w:sz w:val="20"/>
+                <w:szCs w:val="20"/>
+                <w:lang w:val="en-US"/>
+              </w:rPr>
+              <w:t xml:space="preserve">        </w:t>
+            </w:r>
+            <w:r>
+              <w:rPr>
+                <w:rFonts w:ascii="Consolas" w:hAnsi="Consolas" w:cs="Times New Roman"/>
+                <w:b/>
+                <w:bCs/>
+                <w:sz w:val="20"/>
+                <w:szCs w:val="20"/>
+              </w:rPr>
+              <w:t>placed = False</w:t>
+            </w:r>
+          </w:p>
+          <w:p>
+            <w:pPr>
+              <w:spacing w:after="0" w:line="240" w:lineRule="auto"/>
+              <w:rPr>
+                <w:rFonts w:ascii="Consolas" w:hAnsi="Consolas" w:cs="Times New Roman"/>
+                <w:b/>
+                <w:bCs/>
+                <w:sz w:val="20"/>
+                <w:szCs w:val="20"/>
+              </w:rPr>
+            </w:pPr>
+            <w:r>
+              <w:rPr>
+                <w:rFonts w:ascii="Consolas" w:hAnsi="Consolas" w:cs="Times New Roman"/>
+                <w:b/>
+                <w:bCs/>
+                <w:sz w:val="20"/>
+                <w:szCs w:val="20"/>
+              </w:rPr>
+              <w:t xml:space="preserve">        </w:t>
+            </w:r>
+            <w:r>
+              <w:rPr>
+                <w:rFonts w:ascii="Consolas" w:hAnsi="Consolas" w:cs="Times New Roman"/>
+                <w:b/>
+                <w:bCs/>
+                <w:i/>
+                <w:iCs/>
+                <w:sz w:val="20"/>
+                <w:szCs w:val="20"/>
+              </w:rPr>
+              <w:t># 2. Próbujemy włożyć do istniejących pudełek</w:t>
+            </w:r>
+          </w:p>
+          <w:p>
+            <w:pPr>
+              <w:spacing w:after="0" w:line="240" w:lineRule="auto"/>
+              <w:rPr>
+                <w:rFonts w:ascii="Consolas" w:hAnsi="Consolas" w:cs="Times New Roman"/>
+                <w:b/>
+                <w:bCs/>
+                <w:sz w:val="20"/>
+                <w:szCs w:val="20"/>
+                <w:lang w:val="en-US"/>
+              </w:rPr>
+            </w:pPr>
+            <w:r>
+              <w:rPr>
+                <w:rFonts w:ascii="Consolas" w:hAnsi="Consolas" w:cs="Times New Roman"/>
+                <w:b/>
+                <w:bCs/>
+                <w:sz w:val="20"/>
+                <w:szCs w:val="20"/>
+              </w:rPr>
+              <w:t xml:space="preserve">        </w:t>
+            </w:r>
+            <w:r>
+              <w:rPr>
+                <w:rFonts w:ascii="Consolas" w:hAnsi="Consolas" w:cs="Times New Roman"/>
+                <w:b/>
+                <w:bCs/>
+                <w:sz w:val="20"/>
+                <w:szCs w:val="20"/>
+                <w:lang w:val="en-US"/>
+              </w:rPr>
+              <w:t>for i in range(len(box_sums)):</w:t>
+            </w:r>
+          </w:p>
+          <w:p>
+            <w:pPr>
+              <w:spacing w:after="0" w:line="240" w:lineRule="auto"/>
+              <w:rPr>
+                <w:rFonts w:ascii="Consolas" w:hAnsi="Consolas" w:cs="Times New Roman"/>
+                <w:b/>
+                <w:bCs/>
+                <w:sz w:val="20"/>
+                <w:szCs w:val="20"/>
+                <w:lang w:val="en-US"/>
+              </w:rPr>
+            </w:pPr>
+            <w:r>
+              <w:rPr>
+                <w:rFonts w:ascii="Consolas" w:hAnsi="Consolas" w:cs="Times New Roman"/>
+                <w:b/>
+                <w:bCs/>
+                <w:sz w:val="20"/>
+                <w:szCs w:val="20"/>
+                <w:lang w:val="en-US"/>
+              </w:rPr>
+              <w:t>            if box_sums[i] + item &lt;= box_capacity:</w:t>
+            </w:r>
+          </w:p>
+          <w:p>
+            <w:pPr>
+              <w:spacing w:after="0" w:line="240" w:lineRule="auto"/>
+              <w:rPr>
+                <w:rFonts w:ascii="Consolas" w:hAnsi="Consolas" w:cs="Times New Roman"/>
+                <w:b/>
+                <w:bCs/>
+                <w:sz w:val="20"/>
+                <w:szCs w:val="20"/>
+                <w:lang w:val="en-US"/>
+              </w:rPr>
+            </w:pPr>
+            <w:r>
+              <w:rPr>
+                <w:rFonts w:ascii="Consolas" w:hAnsi="Consolas" w:cs="Times New Roman"/>
+                <w:b/>
+                <w:bCs/>
+                <w:sz w:val="20"/>
+                <w:szCs w:val="20"/>
+                <w:lang w:val="en-US"/>
+              </w:rPr>
+              <w:t>                box_sums[i] += item</w:t>
+            </w:r>
+          </w:p>
+          <w:p>
+            <w:pPr>
+              <w:spacing w:after="0" w:line="240" w:lineRule="auto"/>
+              <w:rPr>
+                <w:rFonts w:ascii="Consolas" w:hAnsi="Consolas" w:cs="Times New Roman"/>
+                <w:b/>
+                <w:bCs/>
+                <w:sz w:val="20"/>
+                <w:szCs w:val="20"/>
+                <w:lang w:val="en-US"/>
+              </w:rPr>
+            </w:pPr>
+            <w:r>
+              <w:rPr>
+                <w:rFonts w:ascii="Consolas" w:hAnsi="Consolas" w:cs="Times New Roman"/>
+                <w:b/>
+                <w:bCs/>
+                <w:sz w:val="20"/>
+                <w:szCs w:val="20"/>
+                <w:lang w:val="en-US"/>
+              </w:rPr>
+              <w:t>                box_contents[i].append(item)</w:t>
+            </w:r>
+          </w:p>
+          <w:p>
+            <w:pPr>
+              <w:spacing w:after="0" w:line="240" w:lineRule="auto"/>
+              <w:rPr>
+                <w:rFonts w:ascii="Consolas" w:hAnsi="Consolas" w:cs="Times New Roman"/>
+                <w:b/>
+                <w:bCs/>
+                <w:sz w:val="20"/>
+                <w:szCs w:val="20"/>
+              </w:rPr>
+            </w:pPr>
+            <w:r>
+              <w:rPr>
+                <w:rFonts w:ascii="Consolas" w:hAnsi="Consolas" w:cs="Times New Roman"/>
+                <w:b/>
+                <w:bCs/>
+                <w:sz w:val="20"/>
+                <w:szCs w:val="20"/>
+                <w:lang w:val="en-US"/>
+              </w:rPr>
+              <w:t xml:space="preserve">                </w:t>
+            </w:r>
+            <w:r>
+              <w:rPr>
+                <w:rFonts w:ascii="Consolas" w:hAnsi="Consolas" w:cs="Times New Roman"/>
+                <w:b/>
+                <w:bCs/>
+                <w:sz w:val="20"/>
+                <w:szCs w:val="20"/>
+              </w:rPr>
+              <w:t>placed = True</w:t>
+            </w:r>
+          </w:p>
+          <w:p>
+            <w:pPr>
+              <w:spacing w:after="0" w:line="240" w:lineRule="auto"/>
+              <w:rPr>
+                <w:rFonts w:ascii="Consolas" w:hAnsi="Consolas" w:cs="Times New Roman"/>
+                <w:b/>
+                <w:bCs/>
+                <w:sz w:val="20"/>
+                <w:szCs w:val="20"/>
+              </w:rPr>
+            </w:pPr>
+            <w:r>
+              <w:rPr>
+                <w:rFonts w:ascii="Consolas" w:hAnsi="Consolas" w:cs="Times New Roman"/>
+                <w:b/>
+                <w:bCs/>
+                <w:sz w:val="20"/>
+                <w:szCs w:val="20"/>
+              </w:rPr>
+              <w:t>                break  </w:t>
+            </w:r>
+            <w:r>
+              <w:rPr>
+                <w:rFonts w:ascii="Consolas" w:hAnsi="Consolas" w:cs="Times New Roman"/>
+                <w:b/>
+                <w:bCs/>
+                <w:i/>
+                <w:iCs/>
+                <w:sz w:val="20"/>
+                <w:szCs w:val="20"/>
+              </w:rPr>
+              <w:t># Przedmiot włożony, wychodzimy z pętli wewnętrznej</w:t>
+            </w:r>
+          </w:p>
+          <w:p>
+            <w:pPr>
+              <w:spacing w:after="0" w:line="240" w:lineRule="auto"/>
+              <w:rPr>
+                <w:rFonts w:ascii="Consolas" w:hAnsi="Consolas" w:cs="Times New Roman"/>
+                <w:b/>
+                <w:bCs/>
+                <w:sz w:val="20"/>
+                <w:szCs w:val="20"/>
+              </w:rPr>
+            </w:pPr>
+          </w:p>
+          <w:p>
+            <w:pPr>
+              <w:spacing w:after="0" w:line="240" w:lineRule="auto"/>
+              <w:rPr>
+                <w:rFonts w:ascii="Consolas" w:hAnsi="Consolas" w:cs="Times New Roman"/>
+                <w:b/>
+                <w:bCs/>
+                <w:sz w:val="20"/>
+                <w:szCs w:val="20"/>
+              </w:rPr>
+            </w:pPr>
+            <w:r>
+              <w:rPr>
+                <w:rFonts w:ascii="Consolas" w:hAnsi="Consolas" w:cs="Times New Roman"/>
+                <w:b/>
+                <w:bCs/>
+                <w:sz w:val="20"/>
+                <w:szCs w:val="20"/>
+              </w:rPr>
+              <w:t xml:space="preserve">        </w:t>
+            </w:r>
+            <w:r>
+              <w:rPr>
+                <w:rFonts w:ascii="Consolas" w:hAnsi="Consolas" w:cs="Times New Roman"/>
+                <w:b/>
+                <w:bCs/>
+                <w:i/>
+                <w:iCs/>
+                <w:sz w:val="20"/>
+                <w:szCs w:val="20"/>
+              </w:rPr>
+              <w:t># 3. Jeśli nie pasuje nigdzie, twórz nowe pudełko</w:t>
+            </w:r>
+          </w:p>
+          <w:p>
+            <w:pPr>
+              <w:spacing w:after="0" w:line="240" w:lineRule="auto"/>
+              <w:rPr>
+                <w:rFonts w:ascii="Consolas" w:hAnsi="Consolas" w:cs="Times New Roman"/>
+                <w:b/>
+                <w:bCs/>
+                <w:sz w:val="20"/>
+                <w:szCs w:val="20"/>
+                <w:lang w:val="en-US"/>
+              </w:rPr>
+            </w:pPr>
+            <w:r>
+              <w:rPr>
+                <w:rFonts w:ascii="Consolas" w:hAnsi="Consolas" w:cs="Times New Roman"/>
+                <w:b/>
+                <w:bCs/>
+                <w:sz w:val="20"/>
+                <w:szCs w:val="20"/>
+              </w:rPr>
+              <w:t xml:space="preserve">        </w:t>
+            </w:r>
+            <w:r>
+              <w:rPr>
+                <w:rFonts w:ascii="Consolas" w:hAnsi="Consolas" w:cs="Times New Roman"/>
+                <w:b/>
+                <w:bCs/>
+                <w:sz w:val="20"/>
+                <w:szCs w:val="20"/>
+                <w:lang w:val="en-US"/>
+              </w:rPr>
+              <w:t>if not placed:</w:t>
+            </w:r>
+          </w:p>
+          <w:p>
+            <w:pPr>
+              <w:spacing w:after="0" w:line="240" w:lineRule="auto"/>
+              <w:rPr>
+                <w:rFonts w:ascii="Consolas" w:hAnsi="Consolas" w:cs="Times New Roman"/>
+                <w:b/>
+                <w:bCs/>
+                <w:sz w:val="20"/>
+                <w:szCs w:val="20"/>
+                <w:lang w:val="en-US"/>
+              </w:rPr>
+            </w:pPr>
+            <w:r>
+              <w:rPr>
+                <w:rFonts w:ascii="Consolas" w:hAnsi="Consolas" w:cs="Times New Roman"/>
+                <w:b/>
+                <w:bCs/>
+                <w:sz w:val="20"/>
+                <w:szCs w:val="20"/>
+                <w:lang w:val="en-US"/>
+              </w:rPr>
+              <w:t>            box_sums.append(item)</w:t>
+            </w:r>
+          </w:p>
+          <w:p>
+            <w:pPr>
+              <w:spacing w:after="0" w:line="240" w:lineRule="auto"/>
+              <w:rPr>
+                <w:rFonts w:ascii="Consolas" w:hAnsi="Consolas" w:cs="Times New Roman"/>
+                <w:b/>
+                <w:bCs/>
+                <w:sz w:val="20"/>
+                <w:szCs w:val="20"/>
+                <w:lang w:val="en-US"/>
+              </w:rPr>
+            </w:pPr>
+            <w:r>
+              <w:rPr>
+                <w:rFonts w:ascii="Consolas" w:hAnsi="Consolas" w:cs="Times New Roman"/>
+                <w:b/>
+                <w:bCs/>
+                <w:sz w:val="20"/>
+                <w:szCs w:val="20"/>
+                <w:lang w:val="en-US"/>
+              </w:rPr>
+              <w:t>            box_contents.append([item])</w:t>
+            </w:r>
+          </w:p>
+          <w:p>
+            <w:pPr>
+              <w:spacing w:after="0" w:line="240" w:lineRule="auto"/>
+              <w:rPr>
+                <w:rFonts w:ascii="Consolas" w:hAnsi="Consolas" w:cs="Times New Roman"/>
+                <w:b/>
+                <w:bCs/>
+                <w:sz w:val="20"/>
+                <w:szCs w:val="20"/>
+                <w:lang w:val="en-US"/>
+              </w:rPr>
+            </w:pPr>
+          </w:p>
+          <w:p>
+            <w:pPr>
+              <w:spacing w:after="0" w:line="240" w:lineRule="auto"/>
+              <w:rPr>
+                <w:rFonts w:ascii="Consolas" w:hAnsi="Consolas" w:cs="Times New Roman"/>
+                <w:b/>
+                <w:bCs/>
+                <w:sz w:val="20"/>
+                <w:szCs w:val="20"/>
+                <w:lang w:val="en-US"/>
+              </w:rPr>
+            </w:pPr>
+            <w:r>
+              <w:rPr>
+                <w:rFonts w:ascii="Consolas" w:hAnsi="Consolas" w:cs="Times New Roman"/>
+                <w:b/>
+                <w:bCs/>
+                <w:sz w:val="20"/>
+                <w:szCs w:val="20"/>
+                <w:lang w:val="en-US"/>
+              </w:rPr>
+              <w:t>    return box_sums, box_contents</w:t>
+            </w:r>
+          </w:p>
+          <w:p>
+            <w:pPr>
+              <w:spacing w:after="0" w:line="240" w:lineRule="auto"/>
+              <w:rPr>
+                <w:rFonts w:ascii="Consolas" w:hAnsi="Consolas" w:cs="Times New Roman"/>
+                <w:b/>
+                <w:bCs/>
+                <w:sz w:val="20"/>
+                <w:szCs w:val="20"/>
+                <w:lang w:val="en-US"/>
+              </w:rPr>
+            </w:pPr>
+          </w:p>
+          <w:p>
+            <w:pPr>
+              <w:spacing w:after="0" w:line="240" w:lineRule="auto"/>
+              <w:rPr>
+                <w:rFonts w:ascii="Consolas" w:hAnsi="Consolas" w:cs="Times New Roman"/>
+                <w:b/>
+                <w:bCs/>
+                <w:sz w:val="20"/>
+                <w:szCs w:val="20"/>
+                <w:lang w:val="en-US"/>
+              </w:rPr>
+            </w:pPr>
+            <w:r>
+              <w:rPr>
+                <w:rFonts w:ascii="Consolas" w:hAnsi="Consolas" w:cs="Times New Roman"/>
+                <w:b/>
+                <w:bCs/>
+                <w:sz w:val="20"/>
+                <w:szCs w:val="20"/>
+                <w:lang w:val="en-US"/>
+              </w:rPr>
+              <w:t>def measure_algorithm(</w:t>
+            </w:r>
+            <w:r>
+              <w:rPr>
+                <w:rFonts w:ascii="Consolas" w:hAnsi="Consolas" w:cs="Times New Roman"/>
+                <w:b/>
+                <w:bCs/>
+                <w:i/>
+                <w:iCs/>
+                <w:sz w:val="20"/>
+                <w:szCs w:val="20"/>
+                <w:lang w:val="en-US"/>
+              </w:rPr>
+              <w:t>algorithm</w:t>
+            </w:r>
+            <w:r>
+              <w:rPr>
+                <w:rFonts w:ascii="Consolas" w:hAnsi="Consolas" w:cs="Times New Roman"/>
+                <w:b/>
+                <w:bCs/>
+                <w:sz w:val="20"/>
+                <w:szCs w:val="20"/>
+                <w:lang w:val="en-US"/>
+              </w:rPr>
+              <w:t xml:space="preserve">, </w:t>
+            </w:r>
+            <w:r>
+              <w:rPr>
+                <w:rFonts w:ascii="Consolas" w:hAnsi="Consolas" w:cs="Times New Roman"/>
+                <w:b/>
+                <w:bCs/>
+                <w:i/>
+                <w:iCs/>
+                <w:sz w:val="20"/>
+                <w:szCs w:val="20"/>
+                <w:lang w:val="en-US"/>
+              </w:rPr>
+              <w:t>items</w:t>
+            </w:r>
+            <w:r>
+              <w:rPr>
+                <w:rFonts w:ascii="Consolas" w:hAnsi="Consolas" w:cs="Times New Roman"/>
+                <w:b/>
+                <w:bCs/>
+                <w:sz w:val="20"/>
+                <w:szCs w:val="20"/>
+                <w:lang w:val="en-US"/>
+              </w:rPr>
+              <w:t>):</w:t>
+            </w:r>
+          </w:p>
+          <w:p>
+            <w:pPr>
+              <w:spacing w:after="0" w:line="240" w:lineRule="auto"/>
+              <w:rPr>
+                <w:rFonts w:ascii="Consolas" w:hAnsi="Consolas" w:cs="Times New Roman"/>
+                <w:b/>
+                <w:bCs/>
+                <w:sz w:val="20"/>
+                <w:szCs w:val="20"/>
+                <w:lang w:val="en-US"/>
+              </w:rPr>
+            </w:pPr>
+            <w:r>
+              <w:rPr>
+                <w:rFonts w:ascii="Consolas" w:hAnsi="Consolas" w:cs="Times New Roman"/>
+                <w:b/>
+                <w:bCs/>
+                <w:sz w:val="20"/>
+                <w:szCs w:val="20"/>
+                <w:lang w:val="en-US"/>
+              </w:rPr>
+              <w:t>    tracemalloc.start()</w:t>
+            </w:r>
+          </w:p>
+          <w:p>
+            <w:pPr>
+              <w:spacing w:after="0" w:line="240" w:lineRule="auto"/>
+              <w:rPr>
+                <w:rFonts w:ascii="Consolas" w:hAnsi="Consolas" w:cs="Times New Roman"/>
+                <w:b/>
+                <w:bCs/>
+                <w:sz w:val="20"/>
+                <w:szCs w:val="20"/>
+                <w:lang w:val="en-US"/>
+              </w:rPr>
+            </w:pPr>
+            <w:r>
+              <w:rPr>
+                <w:rFonts w:ascii="Consolas" w:hAnsi="Consolas" w:cs="Times New Roman"/>
+                <w:b/>
+                <w:bCs/>
+                <w:sz w:val="20"/>
+                <w:szCs w:val="20"/>
+                <w:lang w:val="en-US"/>
+              </w:rPr>
+              <w:t>    start_time = time.perf_counter()</w:t>
+            </w:r>
+          </w:p>
+          <w:p>
+            <w:pPr>
+              <w:spacing w:after="0" w:line="240" w:lineRule="auto"/>
+              <w:rPr>
+                <w:rFonts w:ascii="Consolas" w:hAnsi="Consolas" w:cs="Times New Roman"/>
+                <w:b/>
+                <w:bCs/>
+                <w:sz w:val="20"/>
+                <w:szCs w:val="20"/>
+                <w:lang w:val="en-US"/>
+              </w:rPr>
+            </w:pPr>
+            <w:r>
+              <w:rPr>
+                <w:rFonts w:ascii="Consolas" w:hAnsi="Consolas" w:cs="Times New Roman"/>
+                <w:b/>
+                <w:bCs/>
+                <w:sz w:val="20"/>
+                <w:szCs w:val="20"/>
+                <w:lang w:val="en-US"/>
+              </w:rPr>
+              <w:t>    box_sums, box_contents = algorithm(items)</w:t>
+            </w:r>
+          </w:p>
+          <w:p>
+            <w:pPr>
+              <w:spacing w:after="0" w:line="240" w:lineRule="auto"/>
+              <w:rPr>
+                <w:rFonts w:ascii="Consolas" w:hAnsi="Consolas" w:cs="Times New Roman"/>
+                <w:b/>
+                <w:bCs/>
+                <w:sz w:val="20"/>
+                <w:szCs w:val="20"/>
+                <w:lang w:val="en-US"/>
+              </w:rPr>
+            </w:pPr>
+            <w:r>
+              <w:rPr>
+                <w:rFonts w:ascii="Consolas" w:hAnsi="Consolas" w:cs="Times New Roman"/>
+                <w:b/>
+                <w:bCs/>
+                <w:sz w:val="20"/>
+                <w:szCs w:val="20"/>
+                <w:lang w:val="en-US"/>
+              </w:rPr>
+              <w:t>    end_time = time.perf_counter()</w:t>
+            </w:r>
+          </w:p>
+          <w:p>
+            <w:pPr>
+              <w:spacing w:after="0" w:line="240" w:lineRule="auto"/>
+              <w:rPr>
+                <w:rFonts w:ascii="Consolas" w:hAnsi="Consolas" w:cs="Times New Roman"/>
+                <w:b/>
+                <w:bCs/>
+                <w:sz w:val="20"/>
+                <w:szCs w:val="20"/>
+                <w:lang w:val="en-US"/>
+              </w:rPr>
+            </w:pPr>
+            <w:r>
+              <w:rPr>
+                <w:rFonts w:ascii="Consolas" w:hAnsi="Consolas" w:cs="Times New Roman"/>
+                <w:b/>
+                <w:bCs/>
+                <w:sz w:val="20"/>
+                <w:szCs w:val="20"/>
+                <w:lang w:val="en-US"/>
+              </w:rPr>
+              <w:t>    _current_memory, peak_memory = tracemalloc.get_traced_memory()</w:t>
+            </w:r>
+          </w:p>
+          <w:p>
+            <w:pPr>
+              <w:spacing w:after="0" w:line="240" w:lineRule="auto"/>
+              <w:rPr>
+                <w:rFonts w:ascii="Consolas" w:hAnsi="Consolas" w:cs="Times New Roman"/>
+                <w:b/>
+                <w:bCs/>
+                <w:sz w:val="20"/>
+                <w:szCs w:val="20"/>
+                <w:lang w:val="en-US"/>
+              </w:rPr>
+            </w:pPr>
+            <w:r>
+              <w:rPr>
+                <w:rFonts w:ascii="Consolas" w:hAnsi="Consolas" w:cs="Times New Roman"/>
+                <w:b/>
+                <w:bCs/>
+                <w:sz w:val="20"/>
+                <w:szCs w:val="20"/>
+                <w:lang w:val="en-US"/>
+              </w:rPr>
+              <w:t>    tracemalloc.stop()</w:t>
+            </w:r>
+          </w:p>
+          <w:p>
+            <w:pPr>
+              <w:spacing w:after="0" w:line="240" w:lineRule="auto"/>
+              <w:rPr>
+                <w:rFonts w:ascii="Consolas" w:hAnsi="Consolas" w:cs="Times New Roman"/>
+                <w:b/>
+                <w:bCs/>
+                <w:sz w:val="20"/>
+                <w:szCs w:val="20"/>
+                <w:lang w:val="en-US"/>
+              </w:rPr>
+            </w:pPr>
+          </w:p>
+          <w:p>
+            <w:pPr>
+              <w:spacing w:after="0" w:line="240" w:lineRule="auto"/>
+              <w:rPr>
+                <w:rFonts w:ascii="Consolas" w:hAnsi="Consolas" w:cs="Times New Roman"/>
+                <w:b/>
+                <w:bCs/>
+                <w:sz w:val="20"/>
+                <w:szCs w:val="20"/>
+                <w:lang w:val="en-US"/>
+              </w:rPr>
+            </w:pPr>
+            <w:r>
+              <w:rPr>
+                <w:rFonts w:ascii="Consolas" w:hAnsi="Consolas" w:cs="Times New Roman"/>
+                <w:b/>
+                <w:bCs/>
+                <w:sz w:val="20"/>
+                <w:szCs w:val="20"/>
+                <w:lang w:val="en-US"/>
+              </w:rPr>
+              <w:t>    return {</w:t>
+            </w:r>
+          </w:p>
+          <w:p>
+            <w:pPr>
+              <w:spacing w:after="0" w:line="240" w:lineRule="auto"/>
+              <w:rPr>
+                <w:rFonts w:ascii="Consolas" w:hAnsi="Consolas" w:cs="Times New Roman"/>
+                <w:b/>
+                <w:bCs/>
+                <w:sz w:val="20"/>
+                <w:szCs w:val="20"/>
+                <w:lang w:val="en-US"/>
+              </w:rPr>
+            </w:pPr>
+            <w:r>
+              <w:rPr>
+                <w:rFonts w:ascii="Consolas" w:hAnsi="Consolas" w:cs="Times New Roman"/>
+                <w:b/>
+                <w:bCs/>
+                <w:sz w:val="20"/>
+                <w:szCs w:val="20"/>
+                <w:lang w:val="en-US"/>
+              </w:rPr>
+              <w:t>        "time": end_time - start_time,</w:t>
+            </w:r>
+          </w:p>
+          <w:p>
+            <w:pPr>
+              <w:spacing w:after="0" w:line="240" w:lineRule="auto"/>
+              <w:rPr>
+                <w:rFonts w:ascii="Consolas" w:hAnsi="Consolas" w:cs="Times New Roman"/>
+                <w:b/>
+                <w:bCs/>
+                <w:sz w:val="20"/>
+                <w:szCs w:val="20"/>
+                <w:lang w:val="en-US"/>
+              </w:rPr>
+            </w:pPr>
+            <w:r>
+              <w:rPr>
+                <w:rFonts w:ascii="Consolas" w:hAnsi="Consolas" w:cs="Times New Roman"/>
+                <w:b/>
+                <w:bCs/>
+                <w:sz w:val="20"/>
+                <w:szCs w:val="20"/>
+                <w:lang w:val="en-US"/>
+              </w:rPr>
+              <w:t>        "peak_memory": peak_memory / 1024,</w:t>
+            </w:r>
+          </w:p>
+          <w:p>
+            <w:pPr>
+              <w:spacing w:after="0" w:line="240" w:lineRule="auto"/>
+              <w:rPr>
+                <w:rFonts w:ascii="Consolas" w:hAnsi="Consolas" w:cs="Times New Roman"/>
+                <w:b/>
+                <w:bCs/>
+                <w:sz w:val="20"/>
+                <w:szCs w:val="20"/>
+                <w:lang w:val="en-US"/>
+              </w:rPr>
+            </w:pPr>
+            <w:r>
+              <w:rPr>
+                <w:rFonts w:ascii="Consolas" w:hAnsi="Consolas" w:cs="Times New Roman"/>
+                <w:b/>
+                <w:bCs/>
+                <w:sz w:val="20"/>
+                <w:szCs w:val="20"/>
+                <w:lang w:val="en-US"/>
+              </w:rPr>
+              <w:t>        "box_count": len(box_contents),</w:t>
+            </w:r>
+          </w:p>
+          <w:p>
+            <w:pPr>
+              <w:spacing w:after="0" w:line="240" w:lineRule="auto"/>
+              <w:rPr>
+                <w:rFonts w:ascii="Consolas" w:hAnsi="Consolas" w:cs="Times New Roman"/>
+                <w:b/>
+                <w:bCs/>
+                <w:sz w:val="20"/>
+                <w:szCs w:val="20"/>
+                <w:lang w:val="en-US"/>
+              </w:rPr>
+            </w:pPr>
+            <w:r>
+              <w:rPr>
+                <w:rFonts w:ascii="Consolas" w:hAnsi="Consolas" w:cs="Times New Roman"/>
+                <w:b/>
+                <w:bCs/>
+                <w:sz w:val="20"/>
+                <w:szCs w:val="20"/>
+                <w:lang w:val="en-US"/>
+              </w:rPr>
+              <w:t>        "box_sums": box_sums,</w:t>
+            </w:r>
+          </w:p>
+          <w:p>
+            <w:pPr>
+              <w:spacing w:after="0" w:line="240" w:lineRule="auto"/>
+              <w:rPr>
+                <w:rFonts w:ascii="Consolas" w:hAnsi="Consolas" w:cs="Times New Roman"/>
+                <w:b/>
+                <w:bCs/>
+                <w:sz w:val="20"/>
+                <w:szCs w:val="20"/>
+                <w:lang w:val="en-US"/>
+              </w:rPr>
+            </w:pPr>
+            <w:r>
+              <w:rPr>
+                <w:rFonts w:ascii="Consolas" w:hAnsi="Consolas" w:cs="Times New Roman"/>
+                <w:b/>
+                <w:bCs/>
+                <w:sz w:val="20"/>
+                <w:szCs w:val="20"/>
+                <w:lang w:val="en-US"/>
+              </w:rPr>
+              <w:t>        "box_contents": box_contents,</w:t>
+            </w:r>
+          </w:p>
+          <w:p>
+            <w:pPr>
+              <w:spacing w:after="0" w:line="240" w:lineRule="auto"/>
+              <w:rPr>
+                <w:rFonts w:ascii="Consolas" w:hAnsi="Consolas" w:cs="Times New Roman"/>
+                <w:b/>
+                <w:bCs/>
+                <w:sz w:val="20"/>
+                <w:szCs w:val="20"/>
+                <w:lang w:val="en-US"/>
+              </w:rPr>
+            </w:pPr>
+            <w:r>
+              <w:rPr>
+                <w:rFonts w:ascii="Consolas" w:hAnsi="Consolas" w:cs="Times New Roman"/>
+                <w:b/>
+                <w:bCs/>
+                <w:sz w:val="20"/>
+                <w:szCs w:val="20"/>
+                <w:lang w:val="en-US"/>
+              </w:rPr>
+              <w:t>    }</w:t>
+            </w:r>
+          </w:p>
+          <w:p>
+            <w:pPr>
+              <w:spacing w:after="0" w:line="240" w:lineRule="auto"/>
+              <w:rPr>
+                <w:rFonts w:ascii="Consolas" w:hAnsi="Consolas" w:cs="Times New Roman"/>
+                <w:b/>
+                <w:bCs/>
+                <w:sz w:val="20"/>
+                <w:szCs w:val="20"/>
+                <w:lang w:val="en-US"/>
+              </w:rPr>
+            </w:pPr>
+          </w:p>
+          <w:p>
+            <w:pPr>
+              <w:spacing w:after="0" w:line="240" w:lineRule="auto"/>
+              <w:rPr>
+                <w:rFonts w:ascii="Consolas" w:hAnsi="Consolas" w:cs="Times New Roman"/>
+                <w:b/>
+                <w:bCs/>
+                <w:sz w:val="20"/>
+                <w:szCs w:val="20"/>
+                <w:lang w:val="en-US"/>
+              </w:rPr>
+            </w:pPr>
+            <w:r>
+              <w:rPr>
+                <w:rFonts w:ascii="Consolas" w:hAnsi="Consolas" w:cs="Times New Roman"/>
+                <w:b/>
+                <w:bCs/>
+                <w:sz w:val="20"/>
+                <w:szCs w:val="20"/>
+                <w:lang w:val="en-US"/>
+              </w:rPr>
+              <w:t>def run_performance_tests():</w:t>
+            </w:r>
+          </w:p>
+          <w:p>
+            <w:pPr>
+              <w:spacing w:after="0" w:line="240" w:lineRule="auto"/>
+              <w:rPr>
+                <w:rFonts w:ascii="Consolas" w:hAnsi="Consolas" w:cs="Times New Roman"/>
+                <w:b/>
+                <w:bCs/>
+                <w:sz w:val="20"/>
+                <w:szCs w:val="20"/>
+                <w:lang w:val="en-US"/>
+              </w:rPr>
+            </w:pPr>
+            <w:r>
+              <w:rPr>
+                <w:rFonts w:ascii="Consolas" w:hAnsi="Consolas" w:cs="Times New Roman"/>
+                <w:b/>
+                <w:bCs/>
+                <w:sz w:val="20"/>
+                <w:szCs w:val="20"/>
+                <w:lang w:val="en-US"/>
+              </w:rPr>
+              <w:t xml:space="preserve">    </w:t>
+            </w:r>
+            <w:r>
+              <w:rPr>
+                <w:rFonts w:ascii="Consolas" w:hAnsi="Consolas" w:cs="Times New Roman"/>
+                <w:b/>
+                <w:bCs/>
+                <w:i/>
+                <w:iCs/>
+                <w:sz w:val="20"/>
+                <w:szCs w:val="20"/>
+                <w:lang w:val="en-US"/>
+              </w:rPr>
+              <w:t># Zestaw danych do testów</w:t>
+            </w:r>
+          </w:p>
+          <w:p>
+            <w:pPr>
+              <w:spacing w:after="0" w:line="240" w:lineRule="auto"/>
+              <w:rPr>
+                <w:rFonts w:ascii="Consolas" w:hAnsi="Consolas" w:cs="Times New Roman"/>
+                <w:b/>
+                <w:bCs/>
+                <w:sz w:val="20"/>
+                <w:szCs w:val="20"/>
+                <w:lang w:val="en-US"/>
+              </w:rPr>
+            </w:pPr>
+            <w:r>
+              <w:rPr>
+                <w:rFonts w:ascii="Consolas" w:hAnsi="Consolas" w:cs="Times New Roman"/>
+                <w:b/>
+                <w:bCs/>
+                <w:sz w:val="20"/>
+                <w:szCs w:val="20"/>
+                <w:lang w:val="en-US"/>
+              </w:rPr>
+              <w:t>    test_sizes = [1, 5, 10, 11, 12, 13, 14, 15, 16, 17, 18, 20, 50, 100, 1000]</w:t>
+            </w:r>
+          </w:p>
+          <w:p>
+            <w:pPr>
+              <w:spacing w:after="0" w:line="240" w:lineRule="auto"/>
+              <w:rPr>
+                <w:rFonts w:ascii="Consolas" w:hAnsi="Consolas" w:cs="Times New Roman"/>
+                <w:b/>
+                <w:bCs/>
+                <w:sz w:val="20"/>
+                <w:szCs w:val="20"/>
+                <w:lang w:val="en-US"/>
+              </w:rPr>
+            </w:pPr>
+            <w:r>
+              <w:rPr>
+                <w:rFonts w:ascii="Consolas" w:hAnsi="Consolas" w:cs="Times New Roman"/>
+                <w:b/>
+                <w:bCs/>
+                <w:sz w:val="20"/>
+                <w:szCs w:val="20"/>
+                <w:lang w:val="en-US"/>
+              </w:rPr>
+              <w:t>    branch_and_bound_limit = 17</w:t>
+            </w:r>
+          </w:p>
+          <w:p>
+            <w:pPr>
+              <w:spacing w:after="0" w:line="240" w:lineRule="auto"/>
+              <w:rPr>
+                <w:rFonts w:ascii="Consolas" w:hAnsi="Consolas" w:cs="Times New Roman"/>
+                <w:b/>
+                <w:bCs/>
+                <w:sz w:val="20"/>
+                <w:szCs w:val="20"/>
+                <w:lang w:val="en-US"/>
+              </w:rPr>
+            </w:pPr>
+          </w:p>
+          <w:p>
+            <w:pPr>
+              <w:spacing w:after="0" w:line="240" w:lineRule="auto"/>
+              <w:rPr>
+                <w:rFonts w:ascii="Consolas" w:hAnsi="Consolas" w:cs="Times New Roman"/>
+                <w:b/>
+                <w:bCs/>
+                <w:sz w:val="20"/>
+                <w:szCs w:val="20"/>
+                <w:lang w:val="en-US"/>
+              </w:rPr>
+            </w:pPr>
+            <w:r>
+              <w:rPr>
+                <w:rFonts w:ascii="Consolas" w:hAnsi="Consolas" w:cs="Times New Roman"/>
+                <w:b/>
+                <w:bCs/>
+                <w:sz w:val="20"/>
+                <w:szCs w:val="20"/>
+                <w:lang w:val="en-US"/>
+              </w:rPr>
+              <w:t>    header = (</w:t>
+            </w:r>
+          </w:p>
+          <w:p>
+            <w:pPr>
+              <w:spacing w:after="0" w:line="240" w:lineRule="auto"/>
+              <w:rPr>
+                <w:rFonts w:ascii="Consolas" w:hAnsi="Consolas" w:cs="Times New Roman"/>
+                <w:b/>
+                <w:bCs/>
+                <w:sz w:val="20"/>
+                <w:szCs w:val="20"/>
+                <w:lang w:val="en-US"/>
+              </w:rPr>
+            </w:pPr>
+            <w:r>
+              <w:rPr>
+                <w:rFonts w:ascii="Consolas" w:hAnsi="Consolas" w:cs="Times New Roman"/>
+                <w:b/>
+                <w:bCs/>
+                <w:sz w:val="20"/>
+                <w:szCs w:val="20"/>
+                <w:lang w:val="en-US"/>
+              </w:rPr>
+              <w:t>        f"{'N':&lt;6} | {'Czas FFD (s)':&lt;15} | {'Czas B&amp;B (s)':&lt;15} | "</w:t>
+            </w:r>
+          </w:p>
+          <w:p>
+            <w:pPr>
+              <w:spacing w:after="0" w:line="240" w:lineRule="auto"/>
+              <w:rPr>
+                <w:rFonts w:ascii="Consolas" w:hAnsi="Consolas" w:cs="Times New Roman"/>
+                <w:b/>
+                <w:bCs/>
+                <w:sz w:val="20"/>
+                <w:szCs w:val="20"/>
+                <w:lang w:val="en-US"/>
+              </w:rPr>
+            </w:pPr>
+            <w:r>
+              <w:rPr>
+                <w:rFonts w:ascii="Consolas" w:hAnsi="Consolas" w:cs="Times New Roman"/>
+                <w:b/>
+                <w:bCs/>
+                <w:sz w:val="20"/>
+                <w:szCs w:val="20"/>
+                <w:lang w:val="en-US"/>
+              </w:rPr>
+              <w:t>        f"{'Pamięć FFD (KiB)':&lt;18} | {'Pamięć B&amp;B (KiB)':&lt;18} | {'Pudełka FFD':&lt;12} | {'Pudełka B&amp;B':&lt;12}"</w:t>
+            </w:r>
+          </w:p>
+          <w:p>
+            <w:pPr>
+              <w:spacing w:after="0" w:line="240" w:lineRule="auto"/>
+              <w:rPr>
+                <w:rFonts w:ascii="Consolas" w:hAnsi="Consolas" w:cs="Times New Roman"/>
+                <w:b/>
+                <w:bCs/>
+                <w:sz w:val="20"/>
+                <w:szCs w:val="20"/>
+                <w:lang w:val="en-US"/>
+              </w:rPr>
+            </w:pPr>
+            <w:r>
+              <w:rPr>
+                <w:rFonts w:ascii="Consolas" w:hAnsi="Consolas" w:cs="Times New Roman"/>
+                <w:b/>
+                <w:bCs/>
+                <w:sz w:val="20"/>
+                <w:szCs w:val="20"/>
+                <w:lang w:val="en-US"/>
+              </w:rPr>
+              <w:t>    )</w:t>
+            </w:r>
+          </w:p>
+          <w:p>
+            <w:pPr>
+              <w:spacing w:after="0" w:line="240" w:lineRule="auto"/>
+              <w:rPr>
+                <w:rFonts w:ascii="Consolas" w:hAnsi="Consolas" w:cs="Times New Roman"/>
+                <w:b/>
+                <w:bCs/>
+                <w:sz w:val="20"/>
+                <w:szCs w:val="20"/>
+                <w:lang w:val="en-US"/>
+              </w:rPr>
+            </w:pPr>
+            <w:r>
+              <w:rPr>
+                <w:rFonts w:ascii="Consolas" w:hAnsi="Consolas" w:cs="Times New Roman"/>
+                <w:b/>
+                <w:bCs/>
+                <w:sz w:val="20"/>
+                <w:szCs w:val="20"/>
+                <w:lang w:val="en-US"/>
+              </w:rPr>
+              <w:t>    print(header)</w:t>
+            </w:r>
+          </w:p>
+          <w:p>
+            <w:pPr>
+              <w:spacing w:after="0" w:line="240" w:lineRule="auto"/>
+              <w:rPr>
+                <w:rFonts w:ascii="Consolas" w:hAnsi="Consolas" w:cs="Times New Roman"/>
+                <w:b/>
+                <w:bCs/>
+                <w:sz w:val="20"/>
+                <w:szCs w:val="20"/>
+                <w:lang w:val="en-US"/>
+              </w:rPr>
+            </w:pPr>
+            <w:r>
+              <w:rPr>
+                <w:rFonts w:ascii="Consolas" w:hAnsi="Consolas" w:cs="Times New Roman"/>
+                <w:b/>
+                <w:bCs/>
+                <w:sz w:val="20"/>
+                <w:szCs w:val="20"/>
+                <w:lang w:val="en-US"/>
+              </w:rPr>
+              <w:t>    print("-" * len(header))</w:t>
+            </w:r>
+          </w:p>
+          <w:p>
+            <w:pPr>
+              <w:spacing w:after="0" w:line="240" w:lineRule="auto"/>
+              <w:rPr>
+                <w:rFonts w:ascii="Consolas" w:hAnsi="Consolas" w:cs="Times New Roman"/>
+                <w:b/>
+                <w:bCs/>
+                <w:sz w:val="20"/>
+                <w:szCs w:val="20"/>
+                <w:lang w:val="en-US"/>
+              </w:rPr>
+            </w:pPr>
+          </w:p>
+          <w:p>
+            <w:pPr>
+              <w:spacing w:after="0" w:line="240" w:lineRule="auto"/>
+              <w:rPr>
+                <w:rFonts w:ascii="Consolas" w:hAnsi="Consolas" w:cs="Times New Roman"/>
+                <w:b/>
+                <w:bCs/>
+                <w:sz w:val="20"/>
+                <w:szCs w:val="20"/>
+                <w:lang w:val="en-US"/>
+              </w:rPr>
+            </w:pPr>
+            <w:r>
+              <w:rPr>
+                <w:rFonts w:ascii="Consolas" w:hAnsi="Consolas" w:cs="Times New Roman"/>
+                <w:b/>
+                <w:bCs/>
+                <w:sz w:val="20"/>
+                <w:szCs w:val="20"/>
+                <w:lang w:val="en-US"/>
+              </w:rPr>
+              <w:t>    for n in test_sizes:</w:t>
+            </w:r>
+          </w:p>
+          <w:p>
+            <w:pPr>
+              <w:spacing w:after="0" w:line="240" w:lineRule="auto"/>
+              <w:rPr>
+                <w:rFonts w:ascii="Consolas" w:hAnsi="Consolas" w:cs="Times New Roman"/>
+                <w:b/>
+                <w:bCs/>
+                <w:sz w:val="20"/>
+                <w:szCs w:val="20"/>
+                <w:lang w:val="en-US"/>
+              </w:rPr>
+            </w:pPr>
+            <w:r>
+              <w:rPr>
+                <w:rFonts w:ascii="Consolas" w:hAnsi="Consolas" w:cs="Times New Roman"/>
+                <w:b/>
+                <w:bCs/>
+                <w:sz w:val="20"/>
+                <w:szCs w:val="20"/>
+                <w:lang w:val="en-US"/>
+              </w:rPr>
+              <w:lastRenderedPageBreak/>
+              <w:t>        items = generate_items(n)</w:t>
+            </w:r>
+          </w:p>
+          <w:p>
+            <w:pPr>
+              <w:spacing w:after="0" w:line="240" w:lineRule="auto"/>
+              <w:rPr>
+                <w:rFonts w:ascii="Consolas" w:hAnsi="Consolas" w:cs="Times New Roman"/>
+                <w:b/>
+                <w:bCs/>
+                <w:sz w:val="20"/>
+                <w:szCs w:val="20"/>
+                <w:lang w:val="en-US"/>
+              </w:rPr>
+            </w:pPr>
+          </w:p>
+          <w:p>
+            <w:pPr>
+              <w:spacing w:after="0" w:line="240" w:lineRule="auto"/>
+              <w:rPr>
+                <w:rFonts w:ascii="Consolas" w:hAnsi="Consolas" w:cs="Times New Roman"/>
+                <w:b/>
+                <w:bCs/>
+                <w:sz w:val="20"/>
+                <w:szCs w:val="20"/>
+                <w:lang w:val="en-US"/>
+              </w:rPr>
+            </w:pPr>
+            <w:r>
+              <w:rPr>
+                <w:rFonts w:ascii="Consolas" w:hAnsi="Consolas" w:cs="Times New Roman"/>
+                <w:b/>
+                <w:bCs/>
+                <w:sz w:val="20"/>
+                <w:szCs w:val="20"/>
+                <w:lang w:val="en-US"/>
+              </w:rPr>
+              <w:t>        ffd_result = measure_algorithm(first_fit_decreasing, items)</w:t>
+            </w:r>
+          </w:p>
+          <w:p>
+            <w:pPr>
+              <w:spacing w:after="0" w:line="240" w:lineRule="auto"/>
+              <w:rPr>
+                <w:rFonts w:ascii="Consolas" w:hAnsi="Consolas" w:cs="Times New Roman"/>
+                <w:b/>
+                <w:bCs/>
+                <w:sz w:val="20"/>
+                <w:szCs w:val="20"/>
+                <w:lang w:val="en-US"/>
+              </w:rPr>
+            </w:pPr>
+          </w:p>
+          <w:p>
+            <w:pPr>
+              <w:spacing w:after="0" w:line="240" w:lineRule="auto"/>
+              <w:rPr>
+                <w:rFonts w:ascii="Consolas" w:hAnsi="Consolas" w:cs="Times New Roman"/>
+                <w:b/>
+                <w:bCs/>
+                <w:sz w:val="20"/>
+                <w:szCs w:val="20"/>
+              </w:rPr>
+            </w:pPr>
+            <w:r>
+              <w:rPr>
+                <w:rFonts w:ascii="Consolas" w:hAnsi="Consolas" w:cs="Times New Roman"/>
+                <w:b/>
+                <w:bCs/>
+                <w:sz w:val="20"/>
+                <w:szCs w:val="20"/>
+                <w:lang w:val="en-US"/>
+              </w:rPr>
+              <w:t xml:space="preserve">        </w:t>
+            </w:r>
+            <w:r>
+              <w:rPr>
+                <w:rFonts w:ascii="Consolas" w:hAnsi="Consolas" w:cs="Times New Roman"/>
+                <w:b/>
+                <w:bCs/>
+                <w:i/>
+                <w:iCs/>
+                <w:sz w:val="20"/>
+                <w:szCs w:val="20"/>
+              </w:rPr>
+              <w:t># Branch&amp;Bound ma złożoność wykładniczą, więc większe testy są celowo pomijane.</w:t>
+            </w:r>
+          </w:p>
+          <w:p>
+            <w:pPr>
+              <w:spacing w:after="0" w:line="240" w:lineRule="auto"/>
+              <w:rPr>
+                <w:rFonts w:ascii="Consolas" w:hAnsi="Consolas" w:cs="Times New Roman"/>
+                <w:b/>
+                <w:bCs/>
+                <w:sz w:val="20"/>
+                <w:szCs w:val="20"/>
+                <w:lang w:val="en-US"/>
+              </w:rPr>
+            </w:pPr>
+            <w:r>
+              <w:rPr>
+                <w:rFonts w:ascii="Consolas" w:hAnsi="Consolas" w:cs="Times New Roman"/>
+                <w:b/>
+                <w:bCs/>
+                <w:sz w:val="20"/>
+                <w:szCs w:val="20"/>
+              </w:rPr>
+              <w:t xml:space="preserve">        </w:t>
+            </w:r>
+            <w:r>
+              <w:rPr>
+                <w:rFonts w:ascii="Consolas" w:hAnsi="Consolas" w:cs="Times New Roman"/>
+                <w:b/>
+                <w:bCs/>
+                <w:sz w:val="20"/>
+                <w:szCs w:val="20"/>
+                <w:lang w:val="en-US"/>
+              </w:rPr>
+              <w:t>if n &lt;= branch_and_bound_limit:</w:t>
+            </w:r>
+          </w:p>
+          <w:p>
+            <w:pPr>
+              <w:spacing w:after="0" w:line="240" w:lineRule="auto"/>
+              <w:rPr>
+                <w:rFonts w:ascii="Consolas" w:hAnsi="Consolas" w:cs="Times New Roman"/>
+                <w:b/>
+                <w:bCs/>
+                <w:sz w:val="20"/>
+                <w:szCs w:val="20"/>
+                <w:lang w:val="en-US"/>
+              </w:rPr>
+            </w:pPr>
+            <w:r>
+              <w:rPr>
+                <w:rFonts w:ascii="Consolas" w:hAnsi="Consolas" w:cs="Times New Roman"/>
+                <w:b/>
+                <w:bCs/>
+                <w:sz w:val="20"/>
+                <w:szCs w:val="20"/>
+                <w:lang w:val="en-US"/>
+              </w:rPr>
+              <w:t>            bnb_result = measure_algorithm(branch_and_bound, items)</w:t>
+            </w:r>
+          </w:p>
+          <w:p>
+            <w:pPr>
+              <w:spacing w:after="0" w:line="240" w:lineRule="auto"/>
+              <w:rPr>
+                <w:rFonts w:ascii="Consolas" w:hAnsi="Consolas" w:cs="Times New Roman"/>
+                <w:b/>
+                <w:bCs/>
+                <w:sz w:val="20"/>
+                <w:szCs w:val="20"/>
+                <w:lang w:val="en-US"/>
+              </w:rPr>
+            </w:pPr>
+            <w:r>
+              <w:rPr>
+                <w:rFonts w:ascii="Consolas" w:hAnsi="Consolas" w:cs="Times New Roman"/>
+                <w:b/>
+                <w:bCs/>
+                <w:sz w:val="20"/>
+                <w:szCs w:val="20"/>
+                <w:lang w:val="en-US"/>
+              </w:rPr>
+              <w:t>            bnb_time = f"{bnb_result['time']:.6f}"</w:t>
+            </w:r>
+          </w:p>
+          <w:p>
+            <w:pPr>
+              <w:spacing w:after="0" w:line="240" w:lineRule="auto"/>
+              <w:rPr>
+                <w:rFonts w:ascii="Consolas" w:hAnsi="Consolas" w:cs="Times New Roman"/>
+                <w:b/>
+                <w:bCs/>
+                <w:sz w:val="20"/>
+                <w:szCs w:val="20"/>
+                <w:lang w:val="en-US"/>
+              </w:rPr>
+            </w:pPr>
+            <w:r>
+              <w:rPr>
+                <w:rFonts w:ascii="Consolas" w:hAnsi="Consolas" w:cs="Times New Roman"/>
+                <w:b/>
+                <w:bCs/>
+                <w:sz w:val="20"/>
+                <w:szCs w:val="20"/>
+                <w:lang w:val="en-US"/>
+              </w:rPr>
+              <w:t>            bnb_memory = f"{bnb_result['peak_memory']:.2f}"</w:t>
+            </w:r>
+          </w:p>
+          <w:p>
+            <w:pPr>
+              <w:spacing w:after="0" w:line="240" w:lineRule="auto"/>
+              <w:rPr>
+                <w:rFonts w:ascii="Consolas" w:hAnsi="Consolas" w:cs="Times New Roman"/>
+                <w:b/>
+                <w:bCs/>
+                <w:sz w:val="20"/>
+                <w:szCs w:val="20"/>
+                <w:lang w:val="en-US"/>
+              </w:rPr>
+            </w:pPr>
+            <w:r>
+              <w:rPr>
+                <w:rFonts w:ascii="Consolas" w:hAnsi="Consolas" w:cs="Times New Roman"/>
+                <w:b/>
+                <w:bCs/>
+                <w:sz w:val="20"/>
+                <w:szCs w:val="20"/>
+                <w:lang w:val="en-US"/>
+              </w:rPr>
+              <w:t>            bnb_boxes = str(bnb_result["box_count"])</w:t>
+            </w:r>
+          </w:p>
+          <w:p>
+            <w:pPr>
+              <w:spacing w:after="0" w:line="240" w:lineRule="auto"/>
+              <w:rPr>
+                <w:rFonts w:ascii="Consolas" w:hAnsi="Consolas" w:cs="Times New Roman"/>
+                <w:b/>
+                <w:bCs/>
+                <w:sz w:val="20"/>
+                <w:szCs w:val="20"/>
+                <w:lang w:val="en-US"/>
+              </w:rPr>
+            </w:pPr>
+            <w:r>
+              <w:rPr>
+                <w:rFonts w:ascii="Consolas" w:hAnsi="Consolas" w:cs="Times New Roman"/>
+                <w:b/>
+                <w:bCs/>
+                <w:sz w:val="20"/>
+                <w:szCs w:val="20"/>
+                <w:lang w:val="en-US"/>
+              </w:rPr>
+              <w:t>        else:</w:t>
+            </w:r>
+          </w:p>
+          <w:p>
+            <w:pPr>
+              <w:spacing w:after="0" w:line="240" w:lineRule="auto"/>
+              <w:rPr>
+                <w:rFonts w:ascii="Consolas" w:hAnsi="Consolas" w:cs="Times New Roman"/>
+                <w:b/>
+                <w:bCs/>
+                <w:sz w:val="20"/>
+                <w:szCs w:val="20"/>
+                <w:lang w:val="en-US"/>
+              </w:rPr>
+            </w:pPr>
+            <w:r>
+              <w:rPr>
+                <w:rFonts w:ascii="Consolas" w:hAnsi="Consolas" w:cs="Times New Roman"/>
+                <w:b/>
+                <w:bCs/>
+                <w:sz w:val="20"/>
+                <w:szCs w:val="20"/>
+                <w:lang w:val="en-US"/>
+              </w:rPr>
+              <w:t>            bnb_time = "Pominięto"</w:t>
+            </w:r>
+          </w:p>
+          <w:p>
+            <w:pPr>
+              <w:spacing w:after="0" w:line="240" w:lineRule="auto"/>
+              <w:rPr>
+                <w:rFonts w:ascii="Consolas" w:hAnsi="Consolas" w:cs="Times New Roman"/>
+                <w:b/>
+                <w:bCs/>
+                <w:sz w:val="20"/>
+                <w:szCs w:val="20"/>
+                <w:lang w:val="en-US"/>
+              </w:rPr>
+            </w:pPr>
+            <w:r>
+              <w:rPr>
+                <w:rFonts w:ascii="Consolas" w:hAnsi="Consolas" w:cs="Times New Roman"/>
+                <w:b/>
+                <w:bCs/>
+                <w:sz w:val="20"/>
+                <w:szCs w:val="20"/>
+                <w:lang w:val="en-US"/>
+              </w:rPr>
+              <w:t>            bnb_memory = "-"</w:t>
+            </w:r>
+          </w:p>
+          <w:p>
+            <w:pPr>
+              <w:spacing w:after="0" w:line="240" w:lineRule="auto"/>
+              <w:rPr>
+                <w:rFonts w:ascii="Consolas" w:hAnsi="Consolas" w:cs="Times New Roman"/>
+                <w:b/>
+                <w:bCs/>
+                <w:sz w:val="20"/>
+                <w:szCs w:val="20"/>
+                <w:lang w:val="en-US"/>
+              </w:rPr>
+            </w:pPr>
+            <w:r>
+              <w:rPr>
+                <w:rFonts w:ascii="Consolas" w:hAnsi="Consolas" w:cs="Times New Roman"/>
+                <w:b/>
+                <w:bCs/>
+                <w:sz w:val="20"/>
+                <w:szCs w:val="20"/>
+                <w:lang w:val="en-US"/>
+              </w:rPr>
+              <w:t>            bnb_boxes = "-"</w:t>
+            </w:r>
+          </w:p>
+          <w:p>
+            <w:pPr>
+              <w:spacing w:after="0" w:line="240" w:lineRule="auto"/>
+              <w:rPr>
+                <w:rFonts w:ascii="Consolas" w:hAnsi="Consolas" w:cs="Times New Roman"/>
+                <w:b/>
+                <w:bCs/>
+                <w:sz w:val="20"/>
+                <w:szCs w:val="20"/>
+                <w:lang w:val="en-US"/>
+              </w:rPr>
+            </w:pPr>
+          </w:p>
+          <w:p>
+            <w:pPr>
+              <w:spacing w:after="0" w:line="240" w:lineRule="auto"/>
+              <w:rPr>
+                <w:rFonts w:ascii="Consolas" w:hAnsi="Consolas" w:cs="Times New Roman"/>
+                <w:b/>
+                <w:bCs/>
+                <w:sz w:val="20"/>
+                <w:szCs w:val="20"/>
+                <w:lang w:val="en-US"/>
+              </w:rPr>
+            </w:pPr>
+            <w:r>
+              <w:rPr>
+                <w:rFonts w:ascii="Consolas" w:hAnsi="Consolas" w:cs="Times New Roman"/>
+                <w:b/>
+                <w:bCs/>
+                <w:sz w:val="20"/>
+                <w:szCs w:val="20"/>
+                <w:lang w:val="en-US"/>
+              </w:rPr>
+              <w:t>        print(</w:t>
+            </w:r>
+          </w:p>
+          <w:p>
+            <w:pPr>
+              <w:spacing w:after="0" w:line="240" w:lineRule="auto"/>
+              <w:rPr>
+                <w:rFonts w:ascii="Consolas" w:hAnsi="Consolas" w:cs="Times New Roman"/>
+                <w:b/>
+                <w:bCs/>
+                <w:sz w:val="20"/>
+                <w:szCs w:val="20"/>
+                <w:lang w:val="en-US"/>
+              </w:rPr>
+            </w:pPr>
+            <w:r>
+              <w:rPr>
+                <w:rFonts w:ascii="Consolas" w:hAnsi="Consolas" w:cs="Times New Roman"/>
+                <w:b/>
+                <w:bCs/>
+                <w:sz w:val="20"/>
+                <w:szCs w:val="20"/>
+                <w:lang w:val="en-US"/>
+              </w:rPr>
+              <w:t>            f"{n:&lt;6} | {ffd_result['time']:&lt;15.6f} | {bnb_time:&lt;15} | "</w:t>
+            </w:r>
+          </w:p>
+          <w:p>
+            <w:pPr>
+              <w:spacing w:after="0" w:line="240" w:lineRule="auto"/>
+              <w:rPr>
+                <w:rFonts w:ascii="Consolas" w:hAnsi="Consolas" w:cs="Times New Roman"/>
+                <w:b/>
+                <w:bCs/>
+                <w:sz w:val="20"/>
+                <w:szCs w:val="20"/>
+                <w:lang w:val="en-US"/>
+              </w:rPr>
+            </w:pPr>
+            <w:r>
+              <w:rPr>
+                <w:rFonts w:ascii="Consolas" w:hAnsi="Consolas" w:cs="Times New Roman"/>
+                <w:b/>
+                <w:bCs/>
+                <w:sz w:val="20"/>
+                <w:szCs w:val="20"/>
+                <w:lang w:val="en-US"/>
+              </w:rPr>
+              <w:t>            f"{ffd_result['peak_memory']:&lt;18.2f} | {bnb_memory:&lt;18} | {ffd_result['box_count']:&lt;12} | {bnb_boxes:&lt;12}"</w:t>
+            </w:r>
+          </w:p>
+          <w:p>
+            <w:pPr>
+              <w:spacing w:after="0" w:line="240" w:lineRule="auto"/>
+              <w:rPr>
+                <w:rFonts w:ascii="Consolas" w:hAnsi="Consolas" w:cs="Times New Roman"/>
+                <w:b/>
+                <w:bCs/>
+                <w:sz w:val="20"/>
+                <w:szCs w:val="20"/>
+              </w:rPr>
+            </w:pPr>
+            <w:r>
+              <w:rPr>
+                <w:rFonts w:ascii="Consolas" w:hAnsi="Consolas" w:cs="Times New Roman"/>
+                <w:b/>
+                <w:bCs/>
+                <w:sz w:val="20"/>
+                <w:szCs w:val="20"/>
+                <w:lang w:val="en-US"/>
+              </w:rPr>
+              <w:t xml:space="preserve">        </w:t>
+            </w:r>
+            <w:r>
+              <w:rPr>
+                <w:rFonts w:ascii="Consolas" w:hAnsi="Consolas" w:cs="Times New Roman"/>
+                <w:b/>
+                <w:bCs/>
+                <w:sz w:val="20"/>
+                <w:szCs w:val="20"/>
+              </w:rPr>
+              <w:t>)</w:t>
+            </w:r>
+          </w:p>
+          <w:p>
+            <w:pPr>
+              <w:spacing w:after="0" w:line="240" w:lineRule="auto"/>
+              <w:rPr>
+                <w:rFonts w:ascii="Consolas" w:hAnsi="Consolas" w:cs="Times New Roman"/>
+                <w:b/>
+                <w:bCs/>
+                <w:sz w:val="20"/>
+                <w:szCs w:val="20"/>
+              </w:rPr>
+            </w:pPr>
+          </w:p>
+          <w:p>
+            <w:pPr>
+              <w:spacing w:after="0" w:line="240" w:lineRule="auto"/>
+              <w:rPr>
+                <w:rFonts w:ascii="Consolas" w:hAnsi="Consolas" w:cs="Times New Roman"/>
+                <w:b/>
+                <w:bCs/>
+                <w:sz w:val="20"/>
+                <w:szCs w:val="20"/>
+              </w:rPr>
+            </w:pPr>
+            <w:r>
+              <w:rPr>
+                <w:rFonts w:ascii="Consolas" w:hAnsi="Consolas" w:cs="Times New Roman"/>
+                <w:b/>
+                <w:bCs/>
+                <w:i/>
+                <w:iCs/>
+                <w:sz w:val="20"/>
+                <w:szCs w:val="20"/>
+              </w:rPr>
+              <w:t># WYKONANIE</w:t>
+            </w:r>
+          </w:p>
+          <w:p>
+            <w:pPr>
+              <w:spacing w:after="0" w:line="240" w:lineRule="auto"/>
+              <w:rPr>
+                <w:rFonts w:ascii="Consolas" w:hAnsi="Consolas" w:cs="Times New Roman"/>
+                <w:b/>
+                <w:bCs/>
+                <w:sz w:val="20"/>
+                <w:szCs w:val="20"/>
+              </w:rPr>
+            </w:pPr>
+            <w:r>
+              <w:rPr>
+                <w:rFonts w:ascii="Consolas" w:hAnsi="Consolas" w:cs="Times New Roman"/>
+                <w:b/>
+                <w:bCs/>
+                <w:sz w:val="20"/>
+                <w:szCs w:val="20"/>
+              </w:rPr>
+              <w:t>if __name__ == "__main__":</w:t>
+            </w:r>
+          </w:p>
+          <w:p>
+            <w:pPr>
+              <w:spacing w:after="0" w:line="240" w:lineRule="auto"/>
+              <w:rPr>
+                <w:rFonts w:ascii="Consolas" w:hAnsi="Consolas" w:cs="Times New Roman"/>
+                <w:b/>
+                <w:bCs/>
+                <w:sz w:val="20"/>
+                <w:szCs w:val="20"/>
+              </w:rPr>
+            </w:pPr>
+            <w:r>
+              <w:rPr>
+                <w:rFonts w:ascii="Consolas" w:hAnsi="Consolas" w:cs="Times New Roman"/>
+                <w:b/>
+                <w:bCs/>
+                <w:sz w:val="20"/>
+                <w:szCs w:val="20"/>
+              </w:rPr>
+              <w:t>    print("Rozpoczynam testy wydajnościowe...\n")</w:t>
+            </w:r>
+          </w:p>
+          <w:p>
+            <w:pPr>
+              <w:spacing w:after="0" w:line="240" w:lineRule="auto"/>
+              <w:rPr>
+                <w:rFonts w:ascii="Consolas" w:hAnsi="Consolas" w:cs="Times New Roman"/>
+                <w:b/>
+                <w:bCs/>
+                <w:sz w:val="20"/>
+                <w:szCs w:val="20"/>
+                <w:lang w:val="en-US"/>
+              </w:rPr>
+            </w:pPr>
+            <w:r>
+              <w:rPr>
+                <w:rFonts w:ascii="Consolas" w:hAnsi="Consolas" w:cs="Times New Roman"/>
+                <w:b/>
+                <w:bCs/>
+                <w:sz w:val="20"/>
+                <w:szCs w:val="20"/>
+              </w:rPr>
+              <w:t xml:space="preserve">    </w:t>
+            </w:r>
+            <w:r>
+              <w:rPr>
+                <w:rFonts w:ascii="Consolas" w:hAnsi="Consolas" w:cs="Times New Roman"/>
+                <w:b/>
+                <w:bCs/>
+                <w:sz w:val="20"/>
+                <w:szCs w:val="20"/>
+                <w:lang w:val="en-US"/>
+              </w:rPr>
+              <w:t>run_performance_tests()</w:t>
+            </w:r>
+          </w:p>
+          <w:p>
+            <w:pPr>
+              <w:spacing w:after="0" w:line="240" w:lineRule="auto"/>
+              <w:rPr>
+                <w:rFonts w:ascii="Consolas" w:hAnsi="Consolas" w:cs="Times New Roman"/>
+                <w:b/>
+                <w:bCs/>
+                <w:sz w:val="20"/>
+                <w:szCs w:val="20"/>
+              </w:rPr>
+            </w:pPr>
+          </w:p>
+        </w:tc>
+      </w:tr>
+    </w:tbl>
+    <w:p>
+      <w:pPr>
+        <w:rPr>
+          <w:rFonts w:ascii="Times New Roman" w:hAnsi="Times New Roman" w:cs="Times New Roman"/>
+          <w:b/>
+          <w:bCs/>
+          <w:sz w:val="36"/>
+          <w:szCs w:val="36"/>
+        </w:rPr>
+      </w:pPr>
+    </w:p>
+    <w:p>
+      <w:pPr>
+        <w:rPr>
+          <w:rFonts w:ascii="Times New Roman" w:hAnsi="Times New Roman" w:cs="Times New Roman"/>
+          <w:b/>
+          <w:bCs/>
+          <w:sz w:val="36"/>
+          <w:szCs w:val="36"/>
+        </w:rPr>
+      </w:pPr>
     </w:p>
     <w:p>
       <w:pPr>
@@ -1338,7 +5317,6 @@
   <w:style w:type="character" w:default="1" w:styleId="DefaultParagraphFont">
     <w:name w:val="Default Paragraph Font"/>
     <w:uiPriority w:val="1"/>
-    <w:semiHidden/>
     <w:unhideWhenUsed/>
   </w:style>
   <w:style w:type="table" w:default="1" w:styleId="TableNormal">
@@ -1390,6 +5368,35 @@
       <w:color w:val="44546A" w:themeColor="text2"/>
       <w:sz w:val="18"/>
       <w:szCs w:val="18"/>
+    </w:rPr>
+  </w:style>
+  <w:style w:type="table" w:styleId="TableGrid">
+    <w:name w:val="Table Grid"/>
+    <w:basedOn w:val="TableNormal"/>
+    <w:uiPriority w:val="39"/>
+    <w:rsid w:val="00F33EE4"/>
+    <w:pPr>
+      <w:spacing w:after="0" w:line="240" w:lineRule="auto"/>
+    </w:pPr>
+    <w:tblPr>
+      <w:tblBorders>
+        <w:top w:val="single" w:sz="4" w:space="0" w:color="auto"/>
+        <w:left w:val="single" w:sz="4" w:space="0" w:color="auto"/>
+        <w:bottom w:val="single" w:sz="4" w:space="0" w:color="auto"/>
+        <w:right w:val="single" w:sz="4" w:space="0" w:color="auto"/>
+        <w:insideH w:val="single" w:sz="4" w:space="0" w:color="auto"/>
+        <w:insideV w:val="single" w:sz="4" w:space="0" w:color="auto"/>
+      </w:tblBorders>
+    </w:tblPr>
+  </w:style>
+  <w:style w:type="character" w:styleId="PlaceholderText">
+    <w:name w:val="Placeholder Text"/>
+    <w:basedOn w:val="DefaultParagraphFont"/>
+    <w:uiPriority w:val="99"/>
+    <w:semiHidden/>
+    <w:rsid w:val="001B744E"/>
+    <w:rPr>
+      <w:color w:val="666666"/>
     </w:rPr>
   </w:style>
 </w:styles>
